--- a/tp_app/TP_Local_File_TEMPLATE.docx
+++ b/tp_app/TP_Local_File_TEMPLATE.docx
@@ -44623,6 +44623,7 @@
               <w:bottom w:val="single" w:sz="4" w:space="0" w:color="FFFFFF"/>
               <w:right w:val="single" w:sz="4" w:space="0" w:color="FFFFFF"/>
             </w:tcBorders>
+            <w:shd w:val="clear" w:color="auto" w:fill="00B0F0"/>
             <w:vAlign w:val="center"/>
             <w:hideMark/>
           </w:tcPr>
@@ -44654,6 +44655,7 @@
               <w:bottom w:val="single" w:sz="4" w:space="0" w:color="FFFFFF"/>
               <w:right w:val="single" w:sz="4" w:space="0" w:color="FFFFFF"/>
             </w:tcBorders>
+            <w:shd w:val="clear" w:color="auto" w:fill="00B0F0"/>
             <w:vAlign w:val="center"/>
             <w:hideMark/>
           </w:tcPr>
@@ -44685,6 +44687,7 @@
               <w:bottom w:val="single" w:sz="4" w:space="0" w:color="FFFFFF"/>
               <w:right w:val="single" w:sz="4" w:space="0" w:color="FFFFFF"/>
             </w:tcBorders>
+            <w:shd w:val="clear" w:color="auto" w:fill="D1D1D1" w:themeFill="background2" w:themeFillShade="E6"/>
             <w:vAlign w:val="center"/>
             <w:hideMark/>
           </w:tcPr>
@@ -44716,6 +44719,7 @@
               <w:bottom w:val="single" w:sz="4" w:space="0" w:color="FFFFFF"/>
               <w:right w:val="single" w:sz="4" w:space="0" w:color="FFFFFF"/>
             </w:tcBorders>
+            <w:shd w:val="clear" w:color="auto" w:fill="D1D1D1" w:themeFill="background2" w:themeFillShade="E6"/>
             <w:vAlign w:val="center"/>
             <w:hideMark/>
           </w:tcPr>
@@ -44747,6 +44751,7 @@
               <w:bottom w:val="single" w:sz="4" w:space="0" w:color="FFFFFF"/>
               <w:right w:val="single" w:sz="4" w:space="0" w:color="FFFFFF"/>
             </w:tcBorders>
+            <w:shd w:val="clear" w:color="auto" w:fill="D1D1D1" w:themeFill="background2" w:themeFillShade="E6"/>
             <w:vAlign w:val="center"/>
             <w:hideMark/>
           </w:tcPr>
@@ -44778,6 +44783,7 @@
               <w:bottom w:val="single" w:sz="4" w:space="0" w:color="FFFFFF"/>
               <w:right w:val="single" w:sz="4" w:space="0" w:color="FFFFFF"/>
             </w:tcBorders>
+            <w:shd w:val="clear" w:color="auto" w:fill="D1D1D1" w:themeFill="background2" w:themeFillShade="E6"/>
             <w:vAlign w:val="center"/>
             <w:hideMark/>
           </w:tcPr>
@@ -44809,6 +44815,7 @@
               <w:bottom w:val="single" w:sz="4" w:space="0" w:color="FFFFFF"/>
               <w:right w:val="single" w:sz="4" w:space="0" w:color="FFFFFF"/>
             </w:tcBorders>
+            <w:shd w:val="clear" w:color="auto" w:fill="D1D1D1" w:themeFill="background2" w:themeFillShade="E6"/>
             <w:vAlign w:val="center"/>
             <w:hideMark/>
           </w:tcPr>
@@ -44840,6 +44847,7 @@
               <w:bottom w:val="single" w:sz="4" w:space="0" w:color="FFFFFF"/>
               <w:right w:val="single" w:sz="4" w:space="0" w:color="FFFFFF"/>
             </w:tcBorders>
+            <w:shd w:val="clear" w:color="auto" w:fill="D1D1D1" w:themeFill="background2" w:themeFillShade="E6"/>
             <w:vAlign w:val="center"/>
             <w:hideMark/>
           </w:tcPr>
@@ -44871,6 +44879,7 @@
               <w:bottom w:val="single" w:sz="4" w:space="0" w:color="FFFFFF"/>
               <w:right w:val="single" w:sz="4" w:space="0" w:color="FFFFFF"/>
             </w:tcBorders>
+            <w:shd w:val="clear" w:color="auto" w:fill="D1D1D1" w:themeFill="background2" w:themeFillShade="E6"/>
             <w:vAlign w:val="center"/>
             <w:hideMark/>
           </w:tcPr>
@@ -44953,51 +44962,7 @@
           <w:sz w:val="18"/>
           <w:szCs w:val="18"/>
         </w:rPr>
-        <w:t xml:space="preserve">Source: Management {{ </w:t>
-      </w:r>
-      <w:proofErr w:type="spellStart"/>
-      <w:r>
-        <w:rPr>
-          <w:i/>
-          <w:iCs/>
-          <w:noProof w:val="0"/>
-          <w:sz w:val="18"/>
-          <w:szCs w:val="18"/>
-        </w:rPr>
-        <w:t>company_short</w:t>
-      </w:r>
-      <w:proofErr w:type="spellEnd"/>
-      <w:r>
-        <w:rPr>
-          <w:i/>
-          <w:iCs/>
-          <w:noProof w:val="0"/>
-          <w:sz w:val="18"/>
-          <w:szCs w:val="18"/>
-        </w:rPr>
-        <w:t xml:space="preserve"> }}, 31 December {{ </w:t>
-      </w:r>
-      <w:proofErr w:type="spellStart"/>
-      <w:r>
-        <w:rPr>
-          <w:i/>
-          <w:iCs/>
-          <w:noProof w:val="0"/>
-          <w:sz w:val="18"/>
-          <w:szCs w:val="18"/>
-        </w:rPr>
-        <w:t>fiscal_year</w:t>
-      </w:r>
-      <w:proofErr w:type="spellEnd"/>
-      <w:r>
-        <w:rPr>
-          <w:i/>
-          <w:iCs/>
-          <w:noProof w:val="0"/>
-          <w:sz w:val="18"/>
-          <w:szCs w:val="18"/>
-        </w:rPr>
-        <w:t xml:space="preserve"> }}</w:t>
+        <w:t xml:space="preserve">Source: </w:t>
       </w:r>
     </w:p>
     <w:p>

--- a/tp_app/TP_Local_File_TEMPLATE.docx
+++ b/tp_app/TP_Local_File_TEMPLATE.docx
@@ -8008,9 +8008,18 @@
           <w:noProof w:val="0"/>
           <w:szCs w:val="36"/>
         </w:rPr>
-        <w:t xml:space="preserve"> OF TABLE</w:t>
+        <w:t xml:space="preserve"> OF </w:t>
+      </w:r>
+      <w:proofErr w:type="gramStart"/>
+      <w:r>
+        <w:rPr>
+          <w:noProof w:val="0"/>
+          <w:szCs w:val="36"/>
+        </w:rPr>
+        <w:t>TABLE</w:t>
       </w:r>
       <w:bookmarkEnd w:id="10"/>
+      <w:proofErr w:type="gramEnd"/>
     </w:p>
     <w:bookmarkStart w:id="11" w:name="_Toc20250165"/>
     <w:p>
@@ -9563,6 +9572,7 @@
           <w:lang w:val="en-US"/>
         </w:rPr>
       </w:pPr>
+      <w:proofErr w:type="gramStart"/>
       <w:r>
         <w:rPr>
           <w:noProof w:val="0"/>
@@ -9574,14 +9584,35 @@
         <w:rPr>
           <w:noProof w:val="0"/>
         </w:rPr>
-        <w:t>executive_summary</w:t>
+        <w:t>executive</w:t>
+      </w:r>
+      <w:proofErr w:type="gramEnd"/>
+      <w:r>
+        <w:rPr>
+          <w:noProof w:val="0"/>
+        </w:rPr>
+        <w:t>_</w:t>
+      </w:r>
+      <w:proofErr w:type="gramStart"/>
+      <w:r>
+        <w:rPr>
+          <w:noProof w:val="0"/>
+        </w:rPr>
+        <w:t>summary</w:t>
       </w:r>
       <w:proofErr w:type="spellEnd"/>
       <w:r>
         <w:rPr>
           <w:noProof w:val="0"/>
         </w:rPr>
-        <w:t xml:space="preserve"> }}</w:t>
+        <w:t xml:space="preserve"> }</w:t>
+      </w:r>
+      <w:proofErr w:type="gramEnd"/>
+      <w:r>
+        <w:rPr>
+          <w:noProof w:val="0"/>
+        </w:rPr>
+        <w:t>}</w:t>
       </w:r>
     </w:p>
     <w:p>
@@ -9633,7 +9664,15 @@
           <w:rFonts w:cs="Arial"/>
           <w:noProof w:val="0"/>
         </w:rPr>
-        <w:t xml:space="preserve">In conducting a transfer pricing analysis of {{ </w:t>
+        <w:t xml:space="preserve">In conducting a transfer pricing analysis of </w:t>
+      </w:r>
+      <w:proofErr w:type="gramStart"/>
+      <w:r>
+        <w:rPr>
+          <w:rFonts w:cs="Arial"/>
+          <w:noProof w:val="0"/>
+        </w:rPr>
+        <w:t xml:space="preserve">{{ </w:t>
       </w:r>
       <w:proofErr w:type="spellStart"/>
       <w:r>
@@ -9641,7 +9680,23 @@
           <w:rFonts w:cs="Arial"/>
           <w:noProof w:val="0"/>
         </w:rPr>
-        <w:t>company_short</w:t>
+        <w:t>company</w:t>
+      </w:r>
+      <w:proofErr w:type="gramEnd"/>
+      <w:r>
+        <w:rPr>
+          <w:rFonts w:cs="Arial"/>
+          <w:noProof w:val="0"/>
+        </w:rPr>
+        <w:t>_</w:t>
+      </w:r>
+      <w:proofErr w:type="gramStart"/>
+      <w:r>
+        <w:rPr>
+          <w:rFonts w:cs="Arial"/>
+          <w:noProof w:val="0"/>
+        </w:rPr>
+        <w:t>short</w:t>
       </w:r>
       <w:proofErr w:type="spellEnd"/>
       <w:r>
@@ -9649,7 +9704,23 @@
           <w:rFonts w:cs="Arial"/>
           <w:noProof w:val="0"/>
         </w:rPr>
-        <w:t xml:space="preserve"> }}'s purchase transactions with affiliated parties, the Transactional Net Margin Method (“TNMM”) was selected as the most appropriate transfer pricing method. Return on Sales (“ROS”) was used as the profit level indicator in this analysis. Furthermore, the comparable companies used in this analysis are companies that have business activities comparable to {{ </w:t>
+        <w:t xml:space="preserve"> }}'</w:t>
+      </w:r>
+      <w:proofErr w:type="gramEnd"/>
+      <w:r>
+        <w:rPr>
+          <w:rFonts w:cs="Arial"/>
+          <w:noProof w:val="0"/>
+        </w:rPr>
+        <w:t xml:space="preserve">s purchase transactions with affiliated parties, the Transactional Net Margin Method (“TNMM”) was selected as the most appropriate transfer pricing method. Return on Sales (“ROS”) was used as the profit level indicator in this analysis. Furthermore, the comparable companies used in this analysis are companies that have business activities comparable to </w:t>
+      </w:r>
+      <w:proofErr w:type="gramStart"/>
+      <w:r>
+        <w:rPr>
+          <w:rFonts w:cs="Arial"/>
+          <w:noProof w:val="0"/>
+        </w:rPr>
+        <w:t xml:space="preserve">{{ </w:t>
       </w:r>
       <w:proofErr w:type="spellStart"/>
       <w:r>
@@ -9657,7 +9728,23 @@
           <w:rFonts w:cs="Arial"/>
           <w:noProof w:val="0"/>
         </w:rPr>
-        <w:t>company_short</w:t>
+        <w:t>company</w:t>
+      </w:r>
+      <w:proofErr w:type="gramEnd"/>
+      <w:r>
+        <w:rPr>
+          <w:rFonts w:cs="Arial"/>
+          <w:noProof w:val="0"/>
+        </w:rPr>
+        <w:t>_</w:t>
+      </w:r>
+      <w:proofErr w:type="gramStart"/>
+      <w:r>
+        <w:rPr>
+          <w:rFonts w:cs="Arial"/>
+          <w:noProof w:val="0"/>
+        </w:rPr>
+        <w:t>short</w:t>
       </w:r>
       <w:proofErr w:type="spellEnd"/>
       <w:r>
@@ -9665,14 +9752,22 @@
           <w:rFonts w:cs="Arial"/>
           <w:noProof w:val="0"/>
         </w:rPr>
-        <w:t xml:space="preserve"> }} as a distributor. These comparable companies were obtained from the Bureau Van Dijk TP Catalyst Database.</w:t>
-      </w:r>
-    </w:p>
-    <w:p>
-      <w:pPr>
+        <w:t xml:space="preserve"> }</w:t>
+      </w:r>
+      <w:proofErr w:type="gramEnd"/>
+      <w:r>
         <w:rPr>
           <w:rFonts w:cs="Arial"/>
           <w:noProof w:val="0"/>
+        </w:rPr>
+        <w:t>} as a distributor. These comparable companies were obtained from the Bureau Van Dijk TP Catalyst Database.</w:t>
+      </w:r>
+    </w:p>
+    <w:p>
+      <w:pPr>
+        <w:rPr>
+          <w:rFonts w:cs="Arial"/>
+          <w:noProof w:val="0"/>
           <w:lang w:val="id-ID"/>
         </w:rPr>
       </w:pPr>
@@ -9681,7 +9776,31 @@
           <w:rFonts w:cs="Arial"/>
           <w:noProof w:val="0"/>
         </w:rPr>
-        <w:t xml:space="preserve">The results of the search for comparable companies based on the search criteria and manual selection that have been carried out were obtained by 6 (six) comparable companies. Furthermore, the inter-quartile range is used as a arm’s length range based on the value of the ROS ratio of the comparable company which refers to the financial statements for the {{ </w:t>
+        <w:t xml:space="preserve">The results of the search for comparable companies based on the search criteria and manual selection that have been carried out were obtained by 6 (six) comparable companies. Furthermore, the inter-quartile range is used as </w:t>
+      </w:r>
+      <w:proofErr w:type="gramStart"/>
+      <w:r>
+        <w:rPr>
+          <w:rFonts w:cs="Arial"/>
+          <w:noProof w:val="0"/>
+        </w:rPr>
+        <w:t>a</w:t>
+      </w:r>
+      <w:proofErr w:type="gramEnd"/>
+      <w:r>
+        <w:rPr>
+          <w:rFonts w:cs="Arial"/>
+          <w:noProof w:val="0"/>
+        </w:rPr>
+        <w:t xml:space="preserve"> arm’s length range based on the value of the ROS ratio of the comparable company which refers to the financial statements for the </w:t>
+      </w:r>
+      <w:proofErr w:type="gramStart"/>
+      <w:r>
+        <w:rPr>
+          <w:rFonts w:cs="Arial"/>
+          <w:noProof w:val="0"/>
+        </w:rPr>
+        <w:t xml:space="preserve">{{ </w:t>
       </w:r>
       <w:proofErr w:type="spellStart"/>
       <w:r>
@@ -9689,7 +9808,23 @@
           <w:rFonts w:cs="Arial"/>
           <w:noProof w:val="0"/>
         </w:rPr>
-        <w:t>analysis_period</w:t>
+        <w:t>analysis</w:t>
+      </w:r>
+      <w:proofErr w:type="gramEnd"/>
+      <w:r>
+        <w:rPr>
+          <w:rFonts w:cs="Arial"/>
+          <w:noProof w:val="0"/>
+        </w:rPr>
+        <w:t>_</w:t>
+      </w:r>
+      <w:proofErr w:type="gramStart"/>
+      <w:r>
+        <w:rPr>
+          <w:rFonts w:cs="Arial"/>
+          <w:noProof w:val="0"/>
+        </w:rPr>
+        <w:t>period</w:t>
       </w:r>
       <w:proofErr w:type="spellEnd"/>
       <w:r>
@@ -9697,7 +9832,15 @@
           <w:rFonts w:cs="Arial"/>
           <w:noProof w:val="0"/>
         </w:rPr>
-        <w:t xml:space="preserve"> }} period. </w:t>
+        <w:t xml:space="preserve"> }</w:t>
+      </w:r>
+      <w:proofErr w:type="gramEnd"/>
+      <w:r>
+        <w:rPr>
+          <w:rFonts w:cs="Arial"/>
+          <w:noProof w:val="0"/>
+        </w:rPr>
+        <w:t xml:space="preserve">} period. </w:t>
       </w:r>
     </w:p>
     <w:p>
@@ -9713,9 +9856,9 @@
           <w:noProof w:val="0"/>
           <w:szCs w:val="22"/>
         </w:rPr>
-        <w:t xml:space="preserve">The resulting of weighted average inter-quartile range is 1st quartile {{ q1 }}% to 3rd quartile {{ q3 }}%, with a median of 3.14%. Meanwhile, {{ </w:t>
-      </w:r>
-      <w:proofErr w:type="spellStart"/>
+        <w:t xml:space="preserve">The resulting of weighted average inter-quartile range is 1st quartile </w:t>
+      </w:r>
+      <w:proofErr w:type="gramStart"/>
       <w:r>
         <w:rPr>
           <w:rFonts w:cs="Arial"/>
@@ -9723,9 +9866,9 @@
           <w:noProof w:val="0"/>
           <w:szCs w:val="22"/>
         </w:rPr>
-        <w:t>company_short</w:t>
-      </w:r>
-      <w:proofErr w:type="spellEnd"/>
+        <w:t>{{ q1 }}%</w:t>
+      </w:r>
+      <w:proofErr w:type="gramEnd"/>
       <w:r>
         <w:rPr>
           <w:rFonts w:cs="Arial"/>
@@ -9733,9 +9876,9 @@
           <w:noProof w:val="0"/>
           <w:szCs w:val="22"/>
         </w:rPr>
-        <w:t xml:space="preserve"> }}'s weighted average ROS ratio in {{ </w:t>
-      </w:r>
-      <w:proofErr w:type="spellStart"/>
+        <w:t xml:space="preserve"> to 3rd quartile </w:t>
+      </w:r>
+      <w:proofErr w:type="gramStart"/>
       <w:r>
         <w:rPr>
           <w:rFonts w:cs="Arial"/>
@@ -9743,9 +9886,9 @@
           <w:noProof w:val="0"/>
           <w:szCs w:val="22"/>
         </w:rPr>
-        <w:t>analysis_period</w:t>
-      </w:r>
-      <w:proofErr w:type="spellEnd"/>
+        <w:t>{{ q3 }}%</w:t>
+      </w:r>
+      <w:proofErr w:type="gramEnd"/>
       <w:r>
         <w:rPr>
           <w:rFonts w:cs="Arial"/>
@@ -9753,9 +9896,9 @@
           <w:noProof w:val="0"/>
           <w:szCs w:val="22"/>
         </w:rPr>
-        <w:t xml:space="preserve"> }} is 4.45% which is above the interquartile range of comparable companies. Thus, it can be concluded that the affiliated transaction for the purchase of heavy equipment from {{ </w:t>
-      </w:r>
-      <w:proofErr w:type="spellStart"/>
+        <w:t xml:space="preserve">, with a median of 3.14%. Meanwhile, </w:t>
+      </w:r>
+      <w:proofErr w:type="gramStart"/>
       <w:r>
         <w:rPr>
           <w:rFonts w:cs="Arial"/>
@@ -9763,9 +9906,9 @@
           <w:noProof w:val="0"/>
           <w:szCs w:val="22"/>
         </w:rPr>
-        <w:t>company_short</w:t>
-      </w:r>
-      <w:proofErr w:type="spellEnd"/>
+        <w:t xml:space="preserve">{{ </w:t>
+      </w:r>
+      <w:proofErr w:type="spellStart"/>
       <w:r>
         <w:rPr>
           <w:rFonts w:cs="Arial"/>
@@ -9773,7 +9916,167 @@
           <w:noProof w:val="0"/>
           <w:szCs w:val="22"/>
         </w:rPr>
-        <w:t xml:space="preserve"> }} to the affiliated party performed better than the comparable companies and there were no transfer pricing issues for taxation in Indonesia.</w:t>
+        <w:t>company</w:t>
+      </w:r>
+      <w:proofErr w:type="gramEnd"/>
+      <w:r>
+        <w:rPr>
+          <w:rFonts w:cs="Arial"/>
+          <w:bCs/>
+          <w:noProof w:val="0"/>
+          <w:szCs w:val="22"/>
+        </w:rPr>
+        <w:t>_</w:t>
+      </w:r>
+      <w:proofErr w:type="gramStart"/>
+      <w:r>
+        <w:rPr>
+          <w:rFonts w:cs="Arial"/>
+          <w:bCs/>
+          <w:noProof w:val="0"/>
+          <w:szCs w:val="22"/>
+        </w:rPr>
+        <w:t>short</w:t>
+      </w:r>
+      <w:proofErr w:type="spellEnd"/>
+      <w:r>
+        <w:rPr>
+          <w:rFonts w:cs="Arial"/>
+          <w:bCs/>
+          <w:noProof w:val="0"/>
+          <w:szCs w:val="22"/>
+        </w:rPr>
+        <w:t xml:space="preserve"> }}'</w:t>
+      </w:r>
+      <w:proofErr w:type="gramEnd"/>
+      <w:r>
+        <w:rPr>
+          <w:rFonts w:cs="Arial"/>
+          <w:bCs/>
+          <w:noProof w:val="0"/>
+          <w:szCs w:val="22"/>
+        </w:rPr>
+        <w:t xml:space="preserve">s weighted average ROS ratio in </w:t>
+      </w:r>
+      <w:proofErr w:type="gramStart"/>
+      <w:r>
+        <w:rPr>
+          <w:rFonts w:cs="Arial"/>
+          <w:bCs/>
+          <w:noProof w:val="0"/>
+          <w:szCs w:val="22"/>
+        </w:rPr>
+        <w:t xml:space="preserve">{{ </w:t>
+      </w:r>
+      <w:proofErr w:type="spellStart"/>
+      <w:r>
+        <w:rPr>
+          <w:rFonts w:cs="Arial"/>
+          <w:bCs/>
+          <w:noProof w:val="0"/>
+          <w:szCs w:val="22"/>
+        </w:rPr>
+        <w:t>analysis</w:t>
+      </w:r>
+      <w:proofErr w:type="gramEnd"/>
+      <w:r>
+        <w:rPr>
+          <w:rFonts w:cs="Arial"/>
+          <w:bCs/>
+          <w:noProof w:val="0"/>
+          <w:szCs w:val="22"/>
+        </w:rPr>
+        <w:t>_</w:t>
+      </w:r>
+      <w:proofErr w:type="gramStart"/>
+      <w:r>
+        <w:rPr>
+          <w:rFonts w:cs="Arial"/>
+          <w:bCs/>
+          <w:noProof w:val="0"/>
+          <w:szCs w:val="22"/>
+        </w:rPr>
+        <w:t>period</w:t>
+      </w:r>
+      <w:proofErr w:type="spellEnd"/>
+      <w:r>
+        <w:rPr>
+          <w:rFonts w:cs="Arial"/>
+          <w:bCs/>
+          <w:noProof w:val="0"/>
+          <w:szCs w:val="22"/>
+        </w:rPr>
+        <w:t xml:space="preserve"> }</w:t>
+      </w:r>
+      <w:proofErr w:type="gramEnd"/>
+      <w:r>
+        <w:rPr>
+          <w:rFonts w:cs="Arial"/>
+          <w:bCs/>
+          <w:noProof w:val="0"/>
+          <w:szCs w:val="22"/>
+        </w:rPr>
+        <w:t xml:space="preserve">} is 4.45% which is above the interquartile range of comparable companies. Thus, it can be concluded that the affiliated transaction for the purchase of heavy equipment from </w:t>
+      </w:r>
+      <w:proofErr w:type="gramStart"/>
+      <w:r>
+        <w:rPr>
+          <w:rFonts w:cs="Arial"/>
+          <w:bCs/>
+          <w:noProof w:val="0"/>
+          <w:szCs w:val="22"/>
+        </w:rPr>
+        <w:t xml:space="preserve">{{ </w:t>
+      </w:r>
+      <w:proofErr w:type="spellStart"/>
+      <w:r>
+        <w:rPr>
+          <w:rFonts w:cs="Arial"/>
+          <w:bCs/>
+          <w:noProof w:val="0"/>
+          <w:szCs w:val="22"/>
+        </w:rPr>
+        <w:t>company</w:t>
+      </w:r>
+      <w:proofErr w:type="gramEnd"/>
+      <w:r>
+        <w:rPr>
+          <w:rFonts w:cs="Arial"/>
+          <w:bCs/>
+          <w:noProof w:val="0"/>
+          <w:szCs w:val="22"/>
+        </w:rPr>
+        <w:t>_</w:t>
+      </w:r>
+      <w:proofErr w:type="gramStart"/>
+      <w:r>
+        <w:rPr>
+          <w:rFonts w:cs="Arial"/>
+          <w:bCs/>
+          <w:noProof w:val="0"/>
+          <w:szCs w:val="22"/>
+        </w:rPr>
+        <w:t>short</w:t>
+      </w:r>
+      <w:proofErr w:type="spellEnd"/>
+      <w:r>
+        <w:rPr>
+          <w:rFonts w:cs="Arial"/>
+          <w:bCs/>
+          <w:noProof w:val="0"/>
+          <w:szCs w:val="22"/>
+        </w:rPr>
+        <w:t xml:space="preserve"> }</w:t>
+      </w:r>
+      <w:proofErr w:type="gramEnd"/>
+      <w:r>
+        <w:rPr>
+          <w:rFonts w:cs="Arial"/>
+          <w:bCs/>
+          <w:noProof w:val="0"/>
+          <w:szCs w:val="22"/>
+        </w:rPr>
+        <w:t>} to the affiliated party performed better than the comparable companies and there were no transfer pricing issues for taxation in Indonesia.</w:t>
       </w:r>
     </w:p>
     <w:p>
@@ -13023,21 +13326,49 @@
           <w:noProof w:val="0"/>
         </w:rPr>
         <w:lastRenderedPageBreak/>
-        <w:t xml:space="preserve">IDENTITY AND BUSINESS ACTIVITIES OF {{ </w:t>
+        <w:t xml:space="preserve">IDENTITY AND BUSINESS ACTIVITIES OF </w:t>
+      </w:r>
+      <w:proofErr w:type="gramStart"/>
+      <w:r>
+        <w:rPr>
+          <w:noProof w:val="0"/>
+        </w:rPr>
+        <w:t xml:space="preserve">{{ </w:t>
       </w:r>
       <w:proofErr w:type="spellStart"/>
       <w:r>
         <w:rPr>
           <w:noProof w:val="0"/>
         </w:rPr>
-        <w:t>company_short</w:t>
+        <w:t>company</w:t>
+      </w:r>
+      <w:proofErr w:type="gramEnd"/>
+      <w:r>
+        <w:rPr>
+          <w:noProof w:val="0"/>
+        </w:rPr>
+        <w:t>_</w:t>
+      </w:r>
+      <w:proofErr w:type="gramStart"/>
+      <w:r>
+        <w:rPr>
+          <w:noProof w:val="0"/>
+        </w:rPr>
+        <w:t>short</w:t>
       </w:r>
       <w:proofErr w:type="spellEnd"/>
       <w:r>
         <w:rPr>
           <w:noProof w:val="0"/>
         </w:rPr>
-        <w:t xml:space="preserve"> }}</w:t>
+        <w:t xml:space="preserve"> }</w:t>
+      </w:r>
+      <w:proofErr w:type="gramEnd"/>
+      <w:r>
+        <w:rPr>
+          <w:noProof w:val="0"/>
+        </w:rPr>
+        <w:t>}</w:t>
       </w:r>
       <w:bookmarkEnd w:id="46"/>
     </w:p>
@@ -13071,15 +13402,31 @@
       </w:pPr>
       <w:bookmarkStart w:id="49" w:name="_Toc215843346"/>
       <w:r>
-        <w:t xml:space="preserve">Ownership Structure and Management of {{ </w:t>
+        <w:t xml:space="preserve">Ownership Structure and Management of </w:t>
+      </w:r>
+      <w:proofErr w:type="gramStart"/>
+      <w:r>
+        <w:t xml:space="preserve">{{ </w:t>
       </w:r>
       <w:proofErr w:type="spellStart"/>
       <w:r>
-        <w:t>company_short</w:t>
+        <w:t>company</w:t>
+      </w:r>
+      <w:proofErr w:type="gramEnd"/>
+      <w:r>
+        <w:t>_</w:t>
+      </w:r>
+      <w:proofErr w:type="gramStart"/>
+      <w:r>
+        <w:t>short</w:t>
       </w:r>
       <w:proofErr w:type="spellEnd"/>
       <w:r>
-        <w:t xml:space="preserve"> }}</w:t>
+        <w:t xml:space="preserve"> }</w:t>
+      </w:r>
+      <w:proofErr w:type="gramEnd"/>
+      <w:r>
+        <w:t>}</w:t>
       </w:r>
       <w:bookmarkEnd w:id="49"/>
     </w:p>
@@ -13698,15 +14045,31 @@
       <w:bookmarkStart w:id="54" w:name="_Toc189867217"/>
       <w:bookmarkStart w:id="55" w:name="_Toc215843348"/>
       <w:r>
-        <w:t xml:space="preserve">Information regarding Parties Having Special Relationships with {{ </w:t>
+        <w:t xml:space="preserve">Information regarding Parties Having Special Relationships with </w:t>
+      </w:r>
+      <w:proofErr w:type="gramStart"/>
+      <w:r>
+        <w:t xml:space="preserve">{{ </w:t>
       </w:r>
       <w:proofErr w:type="spellStart"/>
       <w:r>
-        <w:t>company_short</w:t>
+        <w:t>company</w:t>
+      </w:r>
+      <w:proofErr w:type="gramEnd"/>
+      <w:r>
+        <w:t>_</w:t>
+      </w:r>
+      <w:proofErr w:type="gramStart"/>
+      <w:r>
+        <w:t>short</w:t>
       </w:r>
       <w:proofErr w:type="spellEnd"/>
       <w:r>
-        <w:t xml:space="preserve"> }}</w:t>
+        <w:t xml:space="preserve"> }</w:t>
+      </w:r>
+      <w:proofErr w:type="gramEnd"/>
+      <w:r>
+        <w:t>}</w:t>
       </w:r>
       <w:bookmarkEnd w:id="53"/>
       <w:bookmarkEnd w:id="54"/>
@@ -13778,6 +14141,7 @@
           <w:lang w:val="en-US"/>
         </w:rPr>
       </w:pPr>
+      <w:proofErr w:type="gramStart"/>
       <w:r>
         <w:rPr>
           <w:noProof w:val="0"/>
@@ -13789,56 +14153,161 @@
         <w:rPr>
           <w:noProof w:val="0"/>
         </w:rPr>
-        <w:t>company_short</w:t>
+        <w:t>company</w:t>
+      </w:r>
+      <w:proofErr w:type="gramEnd"/>
+      <w:r>
+        <w:rPr>
+          <w:noProof w:val="0"/>
+        </w:rPr>
+        <w:t>_</w:t>
+      </w:r>
+      <w:proofErr w:type="gramStart"/>
+      <w:r>
+        <w:rPr>
+          <w:noProof w:val="0"/>
+        </w:rPr>
+        <w:t>short</w:t>
       </w:r>
       <w:proofErr w:type="spellEnd"/>
       <w:r>
         <w:rPr>
           <w:noProof w:val="0"/>
         </w:rPr>
-        <w:t xml:space="preserve"> }} is engaged in the business of trading heavy equipment and spare parts. {{ </w:t>
+        <w:t xml:space="preserve"> }</w:t>
+      </w:r>
+      <w:proofErr w:type="gramEnd"/>
+      <w:r>
+        <w:rPr>
+          <w:noProof w:val="0"/>
+        </w:rPr>
+        <w:t xml:space="preserve">} is engaged in the business of trading heavy equipment and spare parts. </w:t>
+      </w:r>
+      <w:proofErr w:type="gramStart"/>
+      <w:r>
+        <w:rPr>
+          <w:noProof w:val="0"/>
+        </w:rPr>
+        <w:t xml:space="preserve">{{ </w:t>
       </w:r>
       <w:proofErr w:type="spellStart"/>
       <w:r>
         <w:rPr>
           <w:noProof w:val="0"/>
         </w:rPr>
-        <w:t>company_short</w:t>
+        <w:t>company</w:t>
+      </w:r>
+      <w:proofErr w:type="gramEnd"/>
+      <w:r>
+        <w:rPr>
+          <w:noProof w:val="0"/>
+        </w:rPr>
+        <w:t>_</w:t>
+      </w:r>
+      <w:proofErr w:type="gramStart"/>
+      <w:r>
+        <w:rPr>
+          <w:noProof w:val="0"/>
+        </w:rPr>
+        <w:t>short</w:t>
       </w:r>
       <w:proofErr w:type="spellEnd"/>
       <w:r>
         <w:rPr>
           <w:noProof w:val="0"/>
         </w:rPr>
-        <w:t xml:space="preserve"> }} is an authorized distributor/dealer of hydraulic excavators, drilling rigs, and wheel loaders manufactured by SHM Co., Ltd or other {{ </w:t>
+        <w:t xml:space="preserve"> }</w:t>
+      </w:r>
+      <w:proofErr w:type="gramEnd"/>
+      <w:r>
+        <w:rPr>
+          <w:noProof w:val="0"/>
+        </w:rPr>
+        <w:t xml:space="preserve">} is an authorized distributor/dealer of hydraulic excavators, drilling rigs, and wheel loaders manufactured by SHM Co., Ltd or other </w:t>
+      </w:r>
+      <w:proofErr w:type="gramStart"/>
+      <w:r>
+        <w:rPr>
+          <w:noProof w:val="0"/>
+        </w:rPr>
+        <w:t xml:space="preserve">{{ </w:t>
       </w:r>
       <w:proofErr w:type="spellStart"/>
       <w:r>
         <w:rPr>
           <w:noProof w:val="0"/>
         </w:rPr>
-        <w:t>parent_group</w:t>
+        <w:t>parent</w:t>
+      </w:r>
+      <w:proofErr w:type="gramEnd"/>
+      <w:r>
+        <w:rPr>
+          <w:noProof w:val="0"/>
+        </w:rPr>
+        <w:t>_</w:t>
+      </w:r>
+      <w:proofErr w:type="gramStart"/>
+      <w:r>
+        <w:rPr>
+          <w:noProof w:val="0"/>
+        </w:rPr>
+        <w:t>group</w:t>
       </w:r>
       <w:proofErr w:type="spellEnd"/>
       <w:r>
         <w:rPr>
           <w:noProof w:val="0"/>
         </w:rPr>
-        <w:t xml:space="preserve"> }} entities. {{ </w:t>
+        <w:t xml:space="preserve"> }</w:t>
+      </w:r>
+      <w:proofErr w:type="gramEnd"/>
+      <w:r>
+        <w:rPr>
+          <w:noProof w:val="0"/>
+        </w:rPr>
+        <w:t xml:space="preserve">} entities. </w:t>
+      </w:r>
+      <w:proofErr w:type="gramStart"/>
+      <w:r>
+        <w:rPr>
+          <w:noProof w:val="0"/>
+        </w:rPr>
+        <w:t xml:space="preserve">{{ </w:t>
       </w:r>
       <w:proofErr w:type="spellStart"/>
       <w:r>
         <w:rPr>
           <w:noProof w:val="0"/>
         </w:rPr>
-        <w:t>company_short</w:t>
+        <w:t>company</w:t>
+      </w:r>
+      <w:proofErr w:type="gramEnd"/>
+      <w:r>
+        <w:rPr>
+          <w:noProof w:val="0"/>
+        </w:rPr>
+        <w:t>_</w:t>
+      </w:r>
+      <w:proofErr w:type="gramStart"/>
+      <w:r>
+        <w:rPr>
+          <w:noProof w:val="0"/>
+        </w:rPr>
+        <w:t>short</w:t>
       </w:r>
       <w:proofErr w:type="spellEnd"/>
       <w:r>
         <w:rPr>
           <w:noProof w:val="0"/>
         </w:rPr>
-        <w:t xml:space="preserve"> }} focuses on selling products without engaging in manufacturing processes or other activities that add value to products purchased from suppliers.</w:t>
+        <w:t xml:space="preserve"> }</w:t>
+      </w:r>
+      <w:proofErr w:type="gramEnd"/>
+      <w:r>
+        <w:rPr>
+          <w:noProof w:val="0"/>
+        </w:rPr>
+        <w:t>} focuses on selling products without engaging in manufacturing processes or other activities that add value to products purchased from suppliers.</w:t>
       </w:r>
     </w:p>
     <w:p>
@@ -13851,6 +14320,7 @@
           <w:lang w:val="en-US"/>
         </w:rPr>
       </w:pPr>
+      <w:proofErr w:type="gramStart"/>
       <w:r>
         <w:rPr>
           <w:noProof w:val="0"/>
@@ -13864,7 +14334,23 @@
           <w:noProof w:val="0"/>
           <w:lang w:val="en-US"/>
         </w:rPr>
-        <w:t>company_short</w:t>
+        <w:t>company</w:t>
+      </w:r>
+      <w:proofErr w:type="gramEnd"/>
+      <w:r>
+        <w:rPr>
+          <w:noProof w:val="0"/>
+          <w:lang w:val="en-US"/>
+        </w:rPr>
+        <w:t>_</w:t>
+      </w:r>
+      <w:proofErr w:type="gramStart"/>
+      <w:r>
+        <w:rPr>
+          <w:noProof w:val="0"/>
+          <w:lang w:val="en-US"/>
+        </w:rPr>
+        <w:t>short</w:t>
       </w:r>
       <w:proofErr w:type="spellEnd"/>
       <w:r>
@@ -13872,7 +14358,23 @@
           <w:noProof w:val="0"/>
           <w:lang w:val="en-US"/>
         </w:rPr>
-        <w:t xml:space="preserve"> }} actively marketing and selling products under the “{{ </w:t>
+        <w:t xml:space="preserve"> }</w:t>
+      </w:r>
+      <w:proofErr w:type="gramEnd"/>
+      <w:r>
+        <w:rPr>
+          <w:noProof w:val="0"/>
+          <w:lang w:val="en-US"/>
+        </w:rPr>
+        <w:t>} actively marketing and selling products under the “</w:t>
+      </w:r>
+      <w:proofErr w:type="gramStart"/>
+      <w:r>
+        <w:rPr>
+          <w:noProof w:val="0"/>
+          <w:lang w:val="en-US"/>
+        </w:rPr>
+        <w:t xml:space="preserve">{{ </w:t>
       </w:r>
       <w:proofErr w:type="spellStart"/>
       <w:r>
@@ -13880,7 +14382,23 @@
           <w:noProof w:val="0"/>
           <w:lang w:val="en-US"/>
         </w:rPr>
-        <w:t>brand_name</w:t>
+        <w:t>brand</w:t>
+      </w:r>
+      <w:proofErr w:type="gramEnd"/>
+      <w:r>
+        <w:rPr>
+          <w:noProof w:val="0"/>
+          <w:lang w:val="en-US"/>
+        </w:rPr>
+        <w:t>_</w:t>
+      </w:r>
+      <w:proofErr w:type="gramStart"/>
+      <w:r>
+        <w:rPr>
+          <w:noProof w:val="0"/>
+          <w:lang w:val="en-US"/>
+        </w:rPr>
+        <w:t>name</w:t>
       </w:r>
       <w:proofErr w:type="spellEnd"/>
       <w:r>
@@ -13888,7 +14406,23 @@
           <w:noProof w:val="0"/>
           <w:lang w:val="en-US"/>
         </w:rPr>
-        <w:t xml:space="preserve"> }}” brand in Indonesia. As a distributor of {{ </w:t>
+        <w:t xml:space="preserve"> }</w:t>
+      </w:r>
+      <w:proofErr w:type="gramEnd"/>
+      <w:r>
+        <w:rPr>
+          <w:noProof w:val="0"/>
+          <w:lang w:val="en-US"/>
+        </w:rPr>
+        <w:t xml:space="preserve">}” brand in Indonesia. As a distributor of </w:t>
+      </w:r>
+      <w:proofErr w:type="gramStart"/>
+      <w:r>
+        <w:rPr>
+          <w:noProof w:val="0"/>
+          <w:lang w:val="en-US"/>
+        </w:rPr>
+        <w:t xml:space="preserve">{{ </w:t>
       </w:r>
       <w:proofErr w:type="spellStart"/>
       <w:r>
@@ -13896,7 +14430,23 @@
           <w:noProof w:val="0"/>
           <w:lang w:val="en-US"/>
         </w:rPr>
-        <w:t>brand_name</w:t>
+        <w:t>brand</w:t>
+      </w:r>
+      <w:proofErr w:type="gramEnd"/>
+      <w:r>
+        <w:rPr>
+          <w:noProof w:val="0"/>
+          <w:lang w:val="en-US"/>
+        </w:rPr>
+        <w:t>_</w:t>
+      </w:r>
+      <w:proofErr w:type="gramStart"/>
+      <w:r>
+        <w:rPr>
+          <w:noProof w:val="0"/>
+          <w:lang w:val="en-US"/>
+        </w:rPr>
+        <w:t>name</w:t>
       </w:r>
       <w:proofErr w:type="spellEnd"/>
       <w:r>
@@ -13904,7 +14454,23 @@
           <w:noProof w:val="0"/>
           <w:lang w:val="en-US"/>
         </w:rPr>
-        <w:t xml:space="preserve"> }} products, all products for hydraulic excavators are exclusively {{ </w:t>
+        <w:t xml:space="preserve"> }</w:t>
+      </w:r>
+      <w:proofErr w:type="gramEnd"/>
+      <w:r>
+        <w:rPr>
+          <w:noProof w:val="0"/>
+          <w:lang w:val="en-US"/>
+        </w:rPr>
+        <w:t xml:space="preserve">} products, all products for hydraulic excavators are exclusively </w:t>
+      </w:r>
+      <w:proofErr w:type="gramStart"/>
+      <w:r>
+        <w:rPr>
+          <w:noProof w:val="0"/>
+          <w:lang w:val="en-US"/>
+        </w:rPr>
+        <w:t xml:space="preserve">{{ </w:t>
       </w:r>
       <w:proofErr w:type="spellStart"/>
       <w:r>
@@ -13912,7 +14478,23 @@
           <w:noProof w:val="0"/>
           <w:lang w:val="en-US"/>
         </w:rPr>
-        <w:t>brand_name</w:t>
+        <w:t>brand</w:t>
+      </w:r>
+      <w:proofErr w:type="gramEnd"/>
+      <w:r>
+        <w:rPr>
+          <w:noProof w:val="0"/>
+          <w:lang w:val="en-US"/>
+        </w:rPr>
+        <w:t>_</w:t>
+      </w:r>
+      <w:proofErr w:type="gramStart"/>
+      <w:r>
+        <w:rPr>
+          <w:noProof w:val="0"/>
+          <w:lang w:val="en-US"/>
+        </w:rPr>
+        <w:t>name</w:t>
       </w:r>
       <w:proofErr w:type="spellEnd"/>
       <w:r>
@@ -13920,7 +14502,23 @@
           <w:noProof w:val="0"/>
           <w:lang w:val="en-US"/>
         </w:rPr>
-        <w:t xml:space="preserve"> }} brand products. Most buyers of products sold by {{ </w:t>
+        <w:t xml:space="preserve"> }</w:t>
+      </w:r>
+      <w:proofErr w:type="gramEnd"/>
+      <w:r>
+        <w:rPr>
+          <w:noProof w:val="0"/>
+          <w:lang w:val="en-US"/>
+        </w:rPr>
+        <w:t xml:space="preserve">} brand products. Most buyers of products sold by </w:t>
+      </w:r>
+      <w:proofErr w:type="gramStart"/>
+      <w:r>
+        <w:rPr>
+          <w:noProof w:val="0"/>
+          <w:lang w:val="en-US"/>
+        </w:rPr>
+        <w:t xml:space="preserve">{{ </w:t>
       </w:r>
       <w:proofErr w:type="spellStart"/>
       <w:r>
@@ -13928,7 +14526,23 @@
           <w:noProof w:val="0"/>
           <w:lang w:val="en-US"/>
         </w:rPr>
-        <w:t>company_short</w:t>
+        <w:t>company</w:t>
+      </w:r>
+      <w:proofErr w:type="gramEnd"/>
+      <w:r>
+        <w:rPr>
+          <w:noProof w:val="0"/>
+          <w:lang w:val="en-US"/>
+        </w:rPr>
+        <w:t>_</w:t>
+      </w:r>
+      <w:proofErr w:type="gramStart"/>
+      <w:r>
+        <w:rPr>
+          <w:noProof w:val="0"/>
+          <w:lang w:val="en-US"/>
+        </w:rPr>
+        <w:t>short</w:t>
       </w:r>
       <w:proofErr w:type="spellEnd"/>
       <w:r>
@@ -13936,7 +14550,23 @@
           <w:noProof w:val="0"/>
           <w:lang w:val="en-US"/>
         </w:rPr>
-        <w:t xml:space="preserve"> }} are independent parties. In addition to marketing and sales activities, {{ </w:t>
+        <w:t xml:space="preserve"> }</w:t>
+      </w:r>
+      <w:proofErr w:type="gramEnd"/>
+      <w:r>
+        <w:rPr>
+          <w:noProof w:val="0"/>
+          <w:lang w:val="en-US"/>
+        </w:rPr>
+        <w:t xml:space="preserve">} are independent parties. In addition to marketing and sales activities, </w:t>
+      </w:r>
+      <w:proofErr w:type="gramStart"/>
+      <w:r>
+        <w:rPr>
+          <w:noProof w:val="0"/>
+          <w:lang w:val="en-US"/>
+        </w:rPr>
+        <w:t xml:space="preserve">{{ </w:t>
       </w:r>
       <w:proofErr w:type="spellStart"/>
       <w:r>
@@ -13944,7 +14574,23 @@
           <w:noProof w:val="0"/>
           <w:lang w:val="en-US"/>
         </w:rPr>
-        <w:t>company_short</w:t>
+        <w:t>company</w:t>
+      </w:r>
+      <w:proofErr w:type="gramEnd"/>
+      <w:r>
+        <w:rPr>
+          <w:noProof w:val="0"/>
+          <w:lang w:val="en-US"/>
+        </w:rPr>
+        <w:t>_</w:t>
+      </w:r>
+      <w:proofErr w:type="gramStart"/>
+      <w:r>
+        <w:rPr>
+          <w:noProof w:val="0"/>
+          <w:lang w:val="en-US"/>
+        </w:rPr>
+        <w:t>short</w:t>
       </w:r>
       <w:proofErr w:type="spellEnd"/>
       <w:r>
@@ -13952,7 +14598,15 @@
           <w:noProof w:val="0"/>
           <w:lang w:val="en-US"/>
         </w:rPr>
-        <w:t xml:space="preserve"> }} also provides after-sales service, spare parts sales, and services for products sold when necessary.</w:t>
+        <w:t xml:space="preserve"> }</w:t>
+      </w:r>
+      <w:proofErr w:type="gramEnd"/>
+      <w:r>
+        <w:rPr>
+          <w:noProof w:val="0"/>
+          <w:lang w:val="en-US"/>
+        </w:rPr>
+        <w:t>} also provides after-sales service, spare parts sales, and services for products sold when necessary.</w:t>
       </w:r>
     </w:p>
     <w:p>
@@ -13970,7 +14624,15 @@
           <w:noProof w:val="0"/>
           <w:lang w:val="en-US"/>
         </w:rPr>
-        <w:t xml:space="preserve">The products sold by {{ </w:t>
+        <w:t xml:space="preserve">The products sold by </w:t>
+      </w:r>
+      <w:proofErr w:type="gramStart"/>
+      <w:r>
+        <w:rPr>
+          <w:noProof w:val="0"/>
+          <w:lang w:val="en-US"/>
+        </w:rPr>
+        <w:t xml:space="preserve">{{ </w:t>
       </w:r>
       <w:proofErr w:type="spellStart"/>
       <w:r>
@@ -13978,7 +14640,23 @@
           <w:noProof w:val="0"/>
           <w:lang w:val="en-US"/>
         </w:rPr>
-        <w:t>company_short</w:t>
+        <w:t>company</w:t>
+      </w:r>
+      <w:proofErr w:type="gramEnd"/>
+      <w:r>
+        <w:rPr>
+          <w:noProof w:val="0"/>
+          <w:lang w:val="en-US"/>
+        </w:rPr>
+        <w:t>_</w:t>
+      </w:r>
+      <w:proofErr w:type="gramStart"/>
+      <w:r>
+        <w:rPr>
+          <w:noProof w:val="0"/>
+          <w:lang w:val="en-US"/>
+        </w:rPr>
+        <w:t>short</w:t>
       </w:r>
       <w:proofErr w:type="spellEnd"/>
       <w:r>
@@ -13986,7 +14664,15 @@
           <w:noProof w:val="0"/>
           <w:lang w:val="en-US"/>
         </w:rPr>
-        <w:t xml:space="preserve"> }} can be seen in the table below:</w:t>
+        <w:t xml:space="preserve"> }</w:t>
+      </w:r>
+      <w:proofErr w:type="gramEnd"/>
+      <w:r>
+        <w:rPr>
+          <w:noProof w:val="0"/>
+          <w:lang w:val="en-US"/>
+        </w:rPr>
+        <w:t>} can be seen in the table below:</w:t>
       </w:r>
     </w:p>
     <w:tbl>
@@ -14209,9 +14895,9 @@
           <w:szCs w:val="18"/>
           <w:lang w:val="en-US"/>
         </w:rPr>
-        <w:t xml:space="preserve">Source: Website {{ </w:t>
-      </w:r>
-      <w:proofErr w:type="spellStart"/>
+        <w:t xml:space="preserve">Source: Website </w:t>
+      </w:r>
+      <w:proofErr w:type="gramStart"/>
       <w:r>
         <w:rPr>
           <w:i/>
@@ -14221,9 +14907,9 @@
           <w:szCs w:val="18"/>
           <w:lang w:val="en-US"/>
         </w:rPr>
-        <w:t>company_short</w:t>
-      </w:r>
-      <w:proofErr w:type="spellEnd"/>
+        <w:t xml:space="preserve">{{ </w:t>
+      </w:r>
+      <w:proofErr w:type="spellStart"/>
       <w:r>
         <w:rPr>
           <w:i/>
@@ -14233,7 +14919,55 @@
           <w:szCs w:val="18"/>
           <w:lang w:val="en-US"/>
         </w:rPr>
-        <w:t xml:space="preserve"> }}</w:t>
+        <w:t>company</w:t>
+      </w:r>
+      <w:proofErr w:type="gramEnd"/>
+      <w:r>
+        <w:rPr>
+          <w:i/>
+          <w:iCs/>
+          <w:noProof w:val="0"/>
+          <w:sz w:val="18"/>
+          <w:szCs w:val="18"/>
+          <w:lang w:val="en-US"/>
+        </w:rPr>
+        <w:t>_</w:t>
+      </w:r>
+      <w:proofErr w:type="gramStart"/>
+      <w:r>
+        <w:rPr>
+          <w:i/>
+          <w:iCs/>
+          <w:noProof w:val="0"/>
+          <w:sz w:val="18"/>
+          <w:szCs w:val="18"/>
+          <w:lang w:val="en-US"/>
+        </w:rPr>
+        <w:t>short</w:t>
+      </w:r>
+      <w:proofErr w:type="spellEnd"/>
+      <w:r>
+        <w:rPr>
+          <w:i/>
+          <w:iCs/>
+          <w:noProof w:val="0"/>
+          <w:sz w:val="18"/>
+          <w:szCs w:val="18"/>
+          <w:lang w:val="en-US"/>
+        </w:rPr>
+        <w:t xml:space="preserve"> }</w:t>
+      </w:r>
+      <w:proofErr w:type="gramEnd"/>
+      <w:r>
+        <w:rPr>
+          <w:i/>
+          <w:iCs/>
+          <w:noProof w:val="0"/>
+          <w:sz w:val="18"/>
+          <w:szCs w:val="18"/>
+          <w:lang w:val="en-US"/>
+        </w:rPr>
+        <w:t>}</w:t>
       </w:r>
     </w:p>
     <w:p>
@@ -14287,15 +15021,31 @@
       <w:bookmarkEnd w:id="78"/>
       <w:bookmarkEnd w:id="79"/>
       <w:r>
-        <w:t xml:space="preserve">Business Strategy {{ </w:t>
+        <w:t xml:space="preserve">Business Strategy </w:t>
+      </w:r>
+      <w:proofErr w:type="gramStart"/>
+      <w:r>
+        <w:t xml:space="preserve">{{ </w:t>
       </w:r>
       <w:proofErr w:type="spellStart"/>
       <w:r>
-        <w:t>company_short</w:t>
+        <w:t>company</w:t>
+      </w:r>
+      <w:proofErr w:type="gramEnd"/>
+      <w:r>
+        <w:t>_</w:t>
+      </w:r>
+      <w:proofErr w:type="gramStart"/>
+      <w:r>
+        <w:t>short</w:t>
       </w:r>
       <w:proofErr w:type="spellEnd"/>
       <w:r>
-        <w:t xml:space="preserve"> }}</w:t>
+        <w:t xml:space="preserve"> }</w:t>
+      </w:r>
+      <w:proofErr w:type="gramEnd"/>
+      <w:r>
+        <w:t>}</w:t>
       </w:r>
       <w:bookmarkEnd w:id="80"/>
       <w:bookmarkEnd w:id="81"/>
@@ -14312,6 +15062,7 @@
           <w:lang w:val="en-US"/>
         </w:rPr>
       </w:pPr>
+      <w:proofErr w:type="gramStart"/>
       <w:r>
         <w:rPr>
           <w:rFonts w:cs="Arial"/>
@@ -14325,7 +15076,23 @@
           <w:rFonts w:cs="Arial"/>
           <w:noProof w:val="0"/>
         </w:rPr>
-        <w:t>business_strategy</w:t>
+        <w:t>business</w:t>
+      </w:r>
+      <w:proofErr w:type="gramEnd"/>
+      <w:r>
+        <w:rPr>
+          <w:rFonts w:cs="Arial"/>
+          <w:noProof w:val="0"/>
+        </w:rPr>
+        <w:t>_</w:t>
+      </w:r>
+      <w:proofErr w:type="gramStart"/>
+      <w:r>
+        <w:rPr>
+          <w:rFonts w:cs="Arial"/>
+          <w:noProof w:val="0"/>
+        </w:rPr>
+        <w:t>strategy</w:t>
       </w:r>
       <w:proofErr w:type="spellEnd"/>
       <w:r>
@@ -14333,7 +15100,15 @@
           <w:rFonts w:cs="Arial"/>
           <w:noProof w:val="0"/>
         </w:rPr>
-        <w:t xml:space="preserve"> }}</w:t>
+        <w:t xml:space="preserve"> }</w:t>
+      </w:r>
+      <w:proofErr w:type="gramEnd"/>
+      <w:r>
+        <w:rPr>
+          <w:rFonts w:cs="Arial"/>
+          <w:noProof w:val="0"/>
+        </w:rPr>
+        <w:t>}</w:t>
       </w:r>
     </w:p>
     <w:p>
@@ -14624,6 +15399,7 @@
                 <w:lang w:val="en-US"/>
               </w:rPr>
             </w:pPr>
+            <w:proofErr w:type="gramStart"/>
             <w:r>
               <w:rPr>
                 <w:rFonts w:cs="Arial"/>
@@ -14631,7 +15407,17 @@
                 <w:noProof w:val="0"/>
                 <w:color w:val="FFFFFF"/>
               </w:rPr>
-              <w:t>{{ comp.no }}</w:t>
+              <w:t>{{ comp.no</w:t>
+            </w:r>
+            <w:proofErr w:type="gramEnd"/>
+            <w:r>
+              <w:rPr>
+                <w:rFonts w:cs="Arial"/>
+                <w:b/>
+                <w:noProof w:val="0"/>
+                <w:color w:val="FFFFFF"/>
+              </w:rPr>
+              <w:t xml:space="preserve"> }}</w:t>
             </w:r>
           </w:p>
         </w:tc>
@@ -14675,6 +15461,7 @@
                 <w:lang w:val="en-US"/>
               </w:rPr>
             </w:pPr>
+            <w:proofErr w:type="gramStart"/>
             <w:r>
               <w:rPr>
                 <w:rFonts w:cs="Arial"/>
@@ -14688,7 +15475,15 @@
                 <w:rFonts w:cs="Arial"/>
                 <w:noProof w:val="0"/>
               </w:rPr>
-              <w:t>comp.description</w:t>
+              <w:t>comp</w:t>
+            </w:r>
+            <w:proofErr w:type="gramEnd"/>
+            <w:r>
+              <w:rPr>
+                <w:rFonts w:cs="Arial"/>
+                <w:noProof w:val="0"/>
+              </w:rPr>
+              <w:t>.description</w:t>
             </w:r>
             <w:proofErr w:type="spellEnd"/>
             <w:r>
@@ -14739,9 +15534,9 @@
           <w:szCs w:val="18"/>
           <w:lang w:eastAsia="en-US"/>
         </w:rPr>
-        <w:t xml:space="preserve">Source: Management {{ </w:t>
-      </w:r>
-      <w:proofErr w:type="spellStart"/>
+        <w:t xml:space="preserve">Source: Management </w:t>
+      </w:r>
+      <w:proofErr w:type="gramStart"/>
       <w:r>
         <w:rPr>
           <w:i/>
@@ -14750,9 +15545,9 @@
           <w:szCs w:val="18"/>
           <w:lang w:eastAsia="en-US"/>
         </w:rPr>
-        <w:t>company_short</w:t>
-      </w:r>
-      <w:proofErr w:type="spellEnd"/>
+        <w:t xml:space="preserve">{{ </w:t>
+      </w:r>
+      <w:proofErr w:type="spellStart"/>
       <w:r>
         <w:rPr>
           <w:i/>
@@ -14761,9 +15556,9 @@
           <w:szCs w:val="18"/>
           <w:lang w:eastAsia="en-US"/>
         </w:rPr>
-        <w:t xml:space="preserve"> }}, 31 December {{ </w:t>
-      </w:r>
-      <w:proofErr w:type="spellStart"/>
+        <w:t>company</w:t>
+      </w:r>
+      <w:proofErr w:type="gramEnd"/>
       <w:r>
         <w:rPr>
           <w:i/>
@@ -14772,9 +15567,9 @@
           <w:szCs w:val="18"/>
           <w:lang w:eastAsia="en-US"/>
         </w:rPr>
-        <w:t>fiscal_year</w:t>
-      </w:r>
-      <w:proofErr w:type="spellEnd"/>
+        <w:t>_</w:t>
+      </w:r>
+      <w:proofErr w:type="gramStart"/>
       <w:r>
         <w:rPr>
           <w:i/>
@@ -14783,7 +15578,95 @@
           <w:szCs w:val="18"/>
           <w:lang w:eastAsia="en-US"/>
         </w:rPr>
-        <w:t xml:space="preserve"> }}</w:t>
+        <w:t>short</w:t>
+      </w:r>
+      <w:proofErr w:type="spellEnd"/>
+      <w:r>
+        <w:rPr>
+          <w:i/>
+          <w:noProof w:val="0"/>
+          <w:sz w:val="18"/>
+          <w:szCs w:val="18"/>
+          <w:lang w:eastAsia="en-US"/>
+        </w:rPr>
+        <w:t xml:space="preserve"> }</w:t>
+      </w:r>
+      <w:proofErr w:type="gramEnd"/>
+      <w:r>
+        <w:rPr>
+          <w:i/>
+          <w:noProof w:val="0"/>
+          <w:sz w:val="18"/>
+          <w:szCs w:val="18"/>
+          <w:lang w:eastAsia="en-US"/>
+        </w:rPr>
+        <w:t xml:space="preserve">}, 31 December </w:t>
+      </w:r>
+      <w:proofErr w:type="gramStart"/>
+      <w:r>
+        <w:rPr>
+          <w:i/>
+          <w:noProof w:val="0"/>
+          <w:sz w:val="18"/>
+          <w:szCs w:val="18"/>
+          <w:lang w:eastAsia="en-US"/>
+        </w:rPr>
+        <w:t xml:space="preserve">{{ </w:t>
+      </w:r>
+      <w:proofErr w:type="spellStart"/>
+      <w:r>
+        <w:rPr>
+          <w:i/>
+          <w:noProof w:val="0"/>
+          <w:sz w:val="18"/>
+          <w:szCs w:val="18"/>
+          <w:lang w:eastAsia="en-US"/>
+        </w:rPr>
+        <w:t>fiscal</w:t>
+      </w:r>
+      <w:proofErr w:type="gramEnd"/>
+      <w:r>
+        <w:rPr>
+          <w:i/>
+          <w:noProof w:val="0"/>
+          <w:sz w:val="18"/>
+          <w:szCs w:val="18"/>
+          <w:lang w:eastAsia="en-US"/>
+        </w:rPr>
+        <w:t>_</w:t>
+      </w:r>
+      <w:proofErr w:type="gramStart"/>
+      <w:r>
+        <w:rPr>
+          <w:i/>
+          <w:noProof w:val="0"/>
+          <w:sz w:val="18"/>
+          <w:szCs w:val="18"/>
+          <w:lang w:eastAsia="en-US"/>
+        </w:rPr>
+        <w:t>year</w:t>
+      </w:r>
+      <w:proofErr w:type="spellEnd"/>
+      <w:r>
+        <w:rPr>
+          <w:i/>
+          <w:noProof w:val="0"/>
+          <w:sz w:val="18"/>
+          <w:szCs w:val="18"/>
+          <w:lang w:eastAsia="en-US"/>
+        </w:rPr>
+        <w:t xml:space="preserve"> }</w:t>
+      </w:r>
+      <w:proofErr w:type="gramEnd"/>
+      <w:r>
+        <w:rPr>
+          <w:i/>
+          <w:noProof w:val="0"/>
+          <w:sz w:val="18"/>
+          <w:szCs w:val="18"/>
+          <w:lang w:eastAsia="en-US"/>
+        </w:rPr>
+        <w:t>}</w:t>
       </w:r>
       <w:bookmarkStart w:id="89" w:name="_Toc38803503"/>
       <w:bookmarkStart w:id="90" w:name="_Toc38804225"/>
@@ -15740,21 +16623,49 @@
         <w:rPr>
           <w:noProof w:val="0"/>
         </w:rPr>
-        <w:t xml:space="preserve">INFORMATION ON AFFILIATED AND INDEPENDENT TRANSACTIONS CONDUCTED BY {{ </w:t>
+        <w:t xml:space="preserve">INFORMATION ON AFFILIATED AND INDEPENDENT TRANSACTIONS CONDUCTED BY </w:t>
+      </w:r>
+      <w:proofErr w:type="gramStart"/>
+      <w:r>
+        <w:rPr>
+          <w:noProof w:val="0"/>
+        </w:rPr>
+        <w:t xml:space="preserve">{{ </w:t>
       </w:r>
       <w:proofErr w:type="spellStart"/>
       <w:r>
         <w:rPr>
           <w:noProof w:val="0"/>
         </w:rPr>
-        <w:t>company_short</w:t>
+        <w:t>company</w:t>
+      </w:r>
+      <w:proofErr w:type="gramEnd"/>
+      <w:r>
+        <w:rPr>
+          <w:noProof w:val="0"/>
+        </w:rPr>
+        <w:t>_</w:t>
+      </w:r>
+      <w:proofErr w:type="gramStart"/>
+      <w:r>
+        <w:rPr>
+          <w:noProof w:val="0"/>
+        </w:rPr>
+        <w:t>short</w:t>
       </w:r>
       <w:proofErr w:type="spellEnd"/>
       <w:r>
         <w:rPr>
           <w:noProof w:val="0"/>
         </w:rPr>
-        <w:t xml:space="preserve"> }} AND FUNCTIONAL ANALYSIS</w:t>
+        <w:t xml:space="preserve"> }</w:t>
+      </w:r>
+      <w:proofErr w:type="gramEnd"/>
+      <w:r>
+        <w:rPr>
+          <w:noProof w:val="0"/>
+        </w:rPr>
+        <w:t>} AND FUNCTIONAL ANALYSIS</w:t>
       </w:r>
       <w:bookmarkStart w:id="559" w:name="_Toc215843354"/>
       <w:bookmarkEnd w:id="558"/>
@@ -16613,9 +17524,9 @@
           <w:sz w:val="18"/>
           <w:szCs w:val="18"/>
         </w:rPr>
-        <w:t xml:space="preserve">Source: Management {{ </w:t>
-      </w:r>
-      <w:proofErr w:type="spellStart"/>
+        <w:t xml:space="preserve">Source: Management </w:t>
+      </w:r>
+      <w:proofErr w:type="gramStart"/>
       <w:r>
         <w:rPr>
           <w:i/>
@@ -16623,9 +17534,9 @@
           <w:sz w:val="18"/>
           <w:szCs w:val="18"/>
         </w:rPr>
-        <w:t>company_short</w:t>
-      </w:r>
-      <w:proofErr w:type="spellEnd"/>
+        <w:t xml:space="preserve">{{ </w:t>
+      </w:r>
+      <w:proofErr w:type="spellStart"/>
       <w:r>
         <w:rPr>
           <w:i/>
@@ -16633,9 +17544,9 @@
           <w:sz w:val="18"/>
           <w:szCs w:val="18"/>
         </w:rPr>
-        <w:t xml:space="preserve"> }}, 31 December {{ </w:t>
-      </w:r>
-      <w:proofErr w:type="spellStart"/>
+        <w:t>company</w:t>
+      </w:r>
+      <w:proofErr w:type="gramEnd"/>
       <w:r>
         <w:rPr>
           <w:i/>
@@ -16643,9 +17554,9 @@
           <w:sz w:val="18"/>
           <w:szCs w:val="18"/>
         </w:rPr>
-        <w:t>fiscal_year</w:t>
-      </w:r>
-      <w:proofErr w:type="spellEnd"/>
+        <w:t>_</w:t>
+      </w:r>
+      <w:proofErr w:type="gramStart"/>
       <w:r>
         <w:rPr>
           <w:i/>
@@ -16653,7 +17564,87 @@
           <w:sz w:val="18"/>
           <w:szCs w:val="18"/>
         </w:rPr>
-        <w:t xml:space="preserve"> }}</w:t>
+        <w:t>short</w:t>
+      </w:r>
+      <w:proofErr w:type="spellEnd"/>
+      <w:r>
+        <w:rPr>
+          <w:i/>
+          <w:noProof w:val="0"/>
+          <w:sz w:val="18"/>
+          <w:szCs w:val="18"/>
+        </w:rPr>
+        <w:t xml:space="preserve"> }</w:t>
+      </w:r>
+      <w:proofErr w:type="gramEnd"/>
+      <w:r>
+        <w:rPr>
+          <w:i/>
+          <w:noProof w:val="0"/>
+          <w:sz w:val="18"/>
+          <w:szCs w:val="18"/>
+        </w:rPr>
+        <w:t xml:space="preserve">}, 31 December </w:t>
+      </w:r>
+      <w:proofErr w:type="gramStart"/>
+      <w:r>
+        <w:rPr>
+          <w:i/>
+          <w:noProof w:val="0"/>
+          <w:sz w:val="18"/>
+          <w:szCs w:val="18"/>
+        </w:rPr>
+        <w:t xml:space="preserve">{{ </w:t>
+      </w:r>
+      <w:proofErr w:type="spellStart"/>
+      <w:r>
+        <w:rPr>
+          <w:i/>
+          <w:noProof w:val="0"/>
+          <w:sz w:val="18"/>
+          <w:szCs w:val="18"/>
+        </w:rPr>
+        <w:t>fiscal</w:t>
+      </w:r>
+      <w:proofErr w:type="gramEnd"/>
+      <w:r>
+        <w:rPr>
+          <w:i/>
+          <w:noProof w:val="0"/>
+          <w:sz w:val="18"/>
+          <w:szCs w:val="18"/>
+        </w:rPr>
+        <w:t>_</w:t>
+      </w:r>
+      <w:proofErr w:type="gramStart"/>
+      <w:r>
+        <w:rPr>
+          <w:i/>
+          <w:noProof w:val="0"/>
+          <w:sz w:val="18"/>
+          <w:szCs w:val="18"/>
+        </w:rPr>
+        <w:t>year</w:t>
+      </w:r>
+      <w:proofErr w:type="spellEnd"/>
+      <w:r>
+        <w:rPr>
+          <w:i/>
+          <w:noProof w:val="0"/>
+          <w:sz w:val="18"/>
+          <w:szCs w:val="18"/>
+        </w:rPr>
+        <w:t xml:space="preserve"> }</w:t>
+      </w:r>
+      <w:proofErr w:type="gramEnd"/>
+      <w:r>
+        <w:rPr>
+          <w:i/>
+          <w:noProof w:val="0"/>
+          <w:sz w:val="18"/>
+          <w:szCs w:val="18"/>
+        </w:rPr>
+        <w:t>}</w:t>
       </w:r>
     </w:p>
     <w:p>
@@ -17146,9 +18137,9 @@
           <w:sz w:val="18"/>
           <w:szCs w:val="18"/>
         </w:rPr>
-        <w:t xml:space="preserve">Source: Management {{ </w:t>
-      </w:r>
-      <w:proofErr w:type="spellStart"/>
+        <w:t xml:space="preserve">Source: Management </w:t>
+      </w:r>
+      <w:proofErr w:type="gramStart"/>
       <w:r>
         <w:rPr>
           <w:i/>
@@ -17156,9 +18147,9 @@
           <w:sz w:val="18"/>
           <w:szCs w:val="18"/>
         </w:rPr>
-        <w:t>company_short</w:t>
-      </w:r>
-      <w:proofErr w:type="spellEnd"/>
+        <w:t xml:space="preserve">{{ </w:t>
+      </w:r>
+      <w:proofErr w:type="spellStart"/>
       <w:r>
         <w:rPr>
           <w:i/>
@@ -17166,9 +18157,9 @@
           <w:sz w:val="18"/>
           <w:szCs w:val="18"/>
         </w:rPr>
-        <w:t xml:space="preserve"> }}, 31 December {{ </w:t>
-      </w:r>
-      <w:proofErr w:type="spellStart"/>
+        <w:t>company</w:t>
+      </w:r>
+      <w:proofErr w:type="gramEnd"/>
       <w:r>
         <w:rPr>
           <w:i/>
@@ -17176,9 +18167,9 @@
           <w:sz w:val="18"/>
           <w:szCs w:val="18"/>
         </w:rPr>
-        <w:t>fiscal_year</w:t>
-      </w:r>
-      <w:proofErr w:type="spellEnd"/>
+        <w:t>_</w:t>
+      </w:r>
+      <w:proofErr w:type="gramStart"/>
       <w:r>
         <w:rPr>
           <w:i/>
@@ -17186,7 +18177,87 @@
           <w:sz w:val="18"/>
           <w:szCs w:val="18"/>
         </w:rPr>
-        <w:t xml:space="preserve"> }}</w:t>
+        <w:t>short</w:t>
+      </w:r>
+      <w:proofErr w:type="spellEnd"/>
+      <w:r>
+        <w:rPr>
+          <w:i/>
+          <w:noProof w:val="0"/>
+          <w:sz w:val="18"/>
+          <w:szCs w:val="18"/>
+        </w:rPr>
+        <w:t xml:space="preserve"> }</w:t>
+      </w:r>
+      <w:proofErr w:type="gramEnd"/>
+      <w:r>
+        <w:rPr>
+          <w:i/>
+          <w:noProof w:val="0"/>
+          <w:sz w:val="18"/>
+          <w:szCs w:val="18"/>
+        </w:rPr>
+        <w:t xml:space="preserve">}, 31 December </w:t>
+      </w:r>
+      <w:proofErr w:type="gramStart"/>
+      <w:r>
+        <w:rPr>
+          <w:i/>
+          <w:noProof w:val="0"/>
+          <w:sz w:val="18"/>
+          <w:szCs w:val="18"/>
+        </w:rPr>
+        <w:t xml:space="preserve">{{ </w:t>
+      </w:r>
+      <w:proofErr w:type="spellStart"/>
+      <w:r>
+        <w:rPr>
+          <w:i/>
+          <w:noProof w:val="0"/>
+          <w:sz w:val="18"/>
+          <w:szCs w:val="18"/>
+        </w:rPr>
+        <w:t>fiscal</w:t>
+      </w:r>
+      <w:proofErr w:type="gramEnd"/>
+      <w:r>
+        <w:rPr>
+          <w:i/>
+          <w:noProof w:val="0"/>
+          <w:sz w:val="18"/>
+          <w:szCs w:val="18"/>
+        </w:rPr>
+        <w:t>_</w:t>
+      </w:r>
+      <w:proofErr w:type="gramStart"/>
+      <w:r>
+        <w:rPr>
+          <w:i/>
+          <w:noProof w:val="0"/>
+          <w:sz w:val="18"/>
+          <w:szCs w:val="18"/>
+        </w:rPr>
+        <w:t>year</w:t>
+      </w:r>
+      <w:proofErr w:type="spellEnd"/>
+      <w:r>
+        <w:rPr>
+          <w:i/>
+          <w:noProof w:val="0"/>
+          <w:sz w:val="18"/>
+          <w:szCs w:val="18"/>
+        </w:rPr>
+        <w:t xml:space="preserve"> }</w:t>
+      </w:r>
+      <w:proofErr w:type="gramEnd"/>
+      <w:r>
+        <w:rPr>
+          <w:i/>
+          <w:noProof w:val="0"/>
+          <w:sz w:val="18"/>
+          <w:szCs w:val="18"/>
+        </w:rPr>
+        <w:t>}</w:t>
       </w:r>
     </w:p>
     <w:p>
@@ -18362,9 +19433,9 @@
                 <w:noProof w:val="0"/>
                 <w:color w:val="FFFFFF"/>
               </w:rPr>
-              <w:t xml:space="preserve">Table 4.3 {{ </w:t>
-            </w:r>
-            <w:proofErr w:type="spellStart"/>
+              <w:t xml:space="preserve">Table 4.3 </w:t>
+            </w:r>
+            <w:proofErr w:type="gramStart"/>
             <w:r>
               <w:rPr>
                 <w:rFonts w:cs="Arial"/>
@@ -18372,9 +19443,9 @@
                 <w:noProof w:val="0"/>
                 <w:color w:val="FFFFFF"/>
               </w:rPr>
-              <w:t>company_short</w:t>
-            </w:r>
-            <w:proofErr w:type="spellEnd"/>
+              <w:t xml:space="preserve">{{ </w:t>
+            </w:r>
+            <w:proofErr w:type="spellStart"/>
             <w:r>
               <w:rPr>
                 <w:rFonts w:cs="Arial"/>
@@ -18382,7 +19453,47 @@
                 <w:noProof w:val="0"/>
                 <w:color w:val="FFFFFF"/>
               </w:rPr>
-              <w:t xml:space="preserve"> }} Functional Analysis</w:t>
+              <w:t>company</w:t>
+            </w:r>
+            <w:proofErr w:type="gramEnd"/>
+            <w:r>
+              <w:rPr>
+                <w:rFonts w:cs="Arial"/>
+                <w:b/>
+                <w:noProof w:val="0"/>
+                <w:color w:val="FFFFFF"/>
+              </w:rPr>
+              <w:t>_</w:t>
+            </w:r>
+            <w:proofErr w:type="gramStart"/>
+            <w:r>
+              <w:rPr>
+                <w:rFonts w:cs="Arial"/>
+                <w:b/>
+                <w:noProof w:val="0"/>
+                <w:color w:val="FFFFFF"/>
+              </w:rPr>
+              <w:t>short</w:t>
+            </w:r>
+            <w:proofErr w:type="spellEnd"/>
+            <w:r>
+              <w:rPr>
+                <w:rFonts w:cs="Arial"/>
+                <w:b/>
+                <w:noProof w:val="0"/>
+                <w:color w:val="FFFFFF"/>
+              </w:rPr>
+              <w:t xml:space="preserve"> }</w:t>
+            </w:r>
+            <w:proofErr w:type="gramEnd"/>
+            <w:r>
+              <w:rPr>
+                <w:rFonts w:cs="Arial"/>
+                <w:b/>
+                <w:noProof w:val="0"/>
+                <w:color w:val="FFFFFF"/>
+              </w:rPr>
+              <w:t>} Functional Analysis</w:t>
             </w:r>
             <w:bookmarkEnd w:id="979"/>
           </w:p>
@@ -19707,23 +20818,55 @@
                 <w:sz w:val="20"/>
                 <w:szCs w:val="20"/>
               </w:rPr>
-              <w:t xml:space="preserve">Sales negotiations are conducted by {{ </w:t>
-            </w:r>
-            <w:proofErr w:type="spellStart"/>
+              <w:t xml:space="preserve">Sales negotiations are conducted by </w:t>
+            </w:r>
+            <w:proofErr w:type="gramStart"/>
             <w:r>
               <w:rPr>
                 <w:sz w:val="20"/>
                 <w:szCs w:val="20"/>
               </w:rPr>
-              <w:t>company_short</w:t>
-            </w:r>
-            <w:proofErr w:type="spellEnd"/>
+              <w:t xml:space="preserve">{{ </w:t>
+            </w:r>
+            <w:proofErr w:type="spellStart"/>
             <w:r>
               <w:rPr>
                 <w:sz w:val="20"/>
                 <w:szCs w:val="20"/>
               </w:rPr>
-              <w:t xml:space="preserve"> }} with customers without any involvement from its affiliated parties.</w:t>
+              <w:t>company</w:t>
+            </w:r>
+            <w:proofErr w:type="gramEnd"/>
+            <w:r>
+              <w:rPr>
+                <w:sz w:val="20"/>
+                <w:szCs w:val="20"/>
+              </w:rPr>
+              <w:t>_</w:t>
+            </w:r>
+            <w:proofErr w:type="gramStart"/>
+            <w:r>
+              <w:rPr>
+                <w:sz w:val="20"/>
+                <w:szCs w:val="20"/>
+              </w:rPr>
+              <w:t>short</w:t>
+            </w:r>
+            <w:proofErr w:type="spellEnd"/>
+            <w:r>
+              <w:rPr>
+                <w:sz w:val="20"/>
+                <w:szCs w:val="20"/>
+              </w:rPr>
+              <w:t xml:space="preserve"> }</w:t>
+            </w:r>
+            <w:proofErr w:type="gramEnd"/>
+            <w:r>
+              <w:rPr>
+                <w:sz w:val="20"/>
+                <w:szCs w:val="20"/>
+              </w:rPr>
+              <w:t>} with customers without any involvement from its affiliated parties.</w:t>
             </w:r>
           </w:p>
         </w:tc>
@@ -22117,15 +23260,31 @@
       <w:bookmarkStart w:id="980" w:name="_Toc215843361"/>
       <w:r>
         <w:lastRenderedPageBreak/>
-        <w:t xml:space="preserve">Business Characteristics of {{ </w:t>
+        <w:t xml:space="preserve">Business Characteristics of </w:t>
+      </w:r>
+      <w:proofErr w:type="gramStart"/>
+      <w:r>
+        <w:t xml:space="preserve">{{ </w:t>
       </w:r>
       <w:proofErr w:type="spellStart"/>
       <w:r>
-        <w:t>company_short</w:t>
+        <w:t>company</w:t>
+      </w:r>
+      <w:proofErr w:type="gramEnd"/>
+      <w:r>
+        <w:t>_</w:t>
+      </w:r>
+      <w:proofErr w:type="gramStart"/>
+      <w:r>
+        <w:t>short</w:t>
       </w:r>
       <w:proofErr w:type="spellEnd"/>
       <w:r>
-        <w:t xml:space="preserve"> }}</w:t>
+        <w:t xml:space="preserve"> }</w:t>
+      </w:r>
+      <w:proofErr w:type="gramEnd"/>
+      <w:r>
+        <w:t>}</w:t>
       </w:r>
       <w:bookmarkEnd w:id="980"/>
     </w:p>
@@ -23031,6 +24190,7 @@
                 <w:lang w:val="en-US" w:eastAsia="en-US"/>
               </w:rPr>
             </w:pPr>
+            <w:proofErr w:type="gramStart"/>
             <w:r>
               <w:rPr>
                 <w:rFonts w:cs="Arial"/>
@@ -23050,7 +24210,18 @@
                 <w:color w:val="FFFFFF"/>
                 <w:lang w:eastAsia="en-US"/>
               </w:rPr>
-              <w:t>loop.index</w:t>
+              <w:t>loop</w:t>
+            </w:r>
+            <w:proofErr w:type="gramEnd"/>
+            <w:r>
+              <w:rPr>
+                <w:rFonts w:cs="Arial"/>
+                <w:b/>
+                <w:noProof w:val="0"/>
+                <w:color w:val="FFFFFF"/>
+                <w:lang w:eastAsia="en-US"/>
+              </w:rPr>
+              <w:t>.index</w:t>
             </w:r>
             <w:proofErr w:type="spellEnd"/>
             <w:r>
@@ -23091,6 +24262,7 @@
                 <w:lang w:val="en-US" w:eastAsia="en-US"/>
               </w:rPr>
             </w:pPr>
+            <w:proofErr w:type="gramStart"/>
             <w:r>
               <w:rPr>
                 <w:rFonts w:cs="Arial"/>
@@ -23112,7 +24284,19 @@
                 <w:color w:val="FFFFFF"/>
                 <w:lang w:eastAsia="en-US"/>
               </w:rPr>
-              <w:t>cf.factor</w:t>
+              <w:t>cf</w:t>
+            </w:r>
+            <w:proofErr w:type="gramEnd"/>
+            <w:r>
+              <w:rPr>
+                <w:rFonts w:cs="Arial"/>
+                <w:b/>
+                <w:bCs/>
+                <w:noProof w:val="0"/>
+                <w:color w:val="FFFFFF"/>
+                <w:lang w:eastAsia="en-US"/>
+              </w:rPr>
+              <w:t>.factor</w:t>
             </w:r>
             <w:proofErr w:type="spellEnd"/>
             <w:r>
@@ -23153,6 +24337,7 @@
                 <w:lang w:val="en-US" w:eastAsia="ja-JP"/>
               </w:rPr>
             </w:pPr>
+            <w:proofErr w:type="gramStart"/>
             <w:r>
               <w:rPr>
                 <w:rFonts w:eastAsia="MS Mincho" w:cs="Arial"/>
@@ -23172,7 +24357,18 @@
                 <w:szCs w:val="22"/>
                 <w:lang w:val="en-US" w:eastAsia="ja-JP"/>
               </w:rPr>
-              <w:t>cf.description</w:t>
+              <w:t>cf</w:t>
+            </w:r>
+            <w:proofErr w:type="gramEnd"/>
+            <w:r>
+              <w:rPr>
+                <w:rFonts w:eastAsia="MS Mincho" w:cs="Arial"/>
+                <w:noProof w:val="0"/>
+                <w:color w:val="000000"/>
+                <w:szCs w:val="22"/>
+                <w:lang w:val="en-US" w:eastAsia="ja-JP"/>
+              </w:rPr>
+              <w:t>.description</w:t>
             </w:r>
             <w:proofErr w:type="spellEnd"/>
             <w:r>
@@ -23549,7 +24745,25 @@
           <w:noProof w:val="0"/>
           <w:lang w:val="en-US" w:eastAsia="en-US"/>
         </w:rPr>
-        <w:t>) physical characteristics of goods; (ii) quality of goods; (iii) availability of goods; (iv) durability of goods; and (v) number of product offers. In case of services and intangible assets, in general it can be seen from the benefits, nature, type and type of agreement. Product comparison will be less difficult when it is conducted on products that do not have much added value or on commodity products and raw materials</w:t>
+        <w:t xml:space="preserve">) physical characteristics of goods; (ii) quality of goods; (iii) availability of goods; (iv) durability of goods; and (v) number of </w:t>
+      </w:r>
+      <w:proofErr w:type="gramStart"/>
+      <w:r>
+        <w:rPr>
+          <w:rFonts w:eastAsia="SimSun" w:cs="Arial"/>
+          <w:noProof w:val="0"/>
+          <w:lang w:val="en-US" w:eastAsia="en-US"/>
+        </w:rPr>
+        <w:t>product</w:t>
+      </w:r>
+      <w:proofErr w:type="gramEnd"/>
+      <w:r>
+        <w:rPr>
+          <w:rFonts w:eastAsia="SimSun" w:cs="Arial"/>
+          <w:noProof w:val="0"/>
+          <w:lang w:val="en-US" w:eastAsia="en-US"/>
+        </w:rPr>
+        <w:t xml:space="preserve"> offers. In case of services and intangible assets, in general it can be seen from the benefits, nature, type and type of agreement. Product comparison will be less difficult when it is conducted on products that do not have much added value or on commodity products and raw materials</w:t>
       </w:r>
       <w:r>
         <w:rPr>
@@ -24279,6 +25493,7 @@
                 <w:lang w:eastAsia="en-US"/>
               </w:rPr>
             </w:pPr>
+            <w:proofErr w:type="gramStart"/>
             <w:r>
               <w:rPr>
                 <w:noProof w:val="0"/>
@@ -24292,15 +25507,39 @@
                 <w:noProof w:val="0"/>
                 <w:highlight w:val="red"/>
               </w:rPr>
-              <w:t>company_short</w:t>
-            </w:r>
-            <w:proofErr w:type="spellEnd"/>
+              <w:t>company</w:t>
+            </w:r>
+            <w:proofErr w:type="gramEnd"/>
             <w:r>
               <w:rPr>
                 <w:noProof w:val="0"/>
                 <w:highlight w:val="red"/>
               </w:rPr>
-              <w:t xml:space="preserve"> }} as a distributor.</w:t>
+              <w:t>_</w:t>
+            </w:r>
+            <w:proofErr w:type="gramStart"/>
+            <w:r>
+              <w:rPr>
+                <w:noProof w:val="0"/>
+                <w:highlight w:val="red"/>
+              </w:rPr>
+              <w:t>short</w:t>
+            </w:r>
+            <w:proofErr w:type="spellEnd"/>
+            <w:r>
+              <w:rPr>
+                <w:noProof w:val="0"/>
+                <w:highlight w:val="red"/>
+              </w:rPr>
+              <w:t xml:space="preserve"> }</w:t>
+            </w:r>
+            <w:proofErr w:type="gramEnd"/>
+            <w:r>
+              <w:rPr>
+                <w:noProof w:val="0"/>
+                <w:highlight w:val="red"/>
+              </w:rPr>
+              <w:t>} as a distributor.</w:t>
             </w:r>
           </w:p>
         </w:tc>
@@ -25483,7 +26722,15 @@
           <w:noProof w:val="0"/>
           <w:lang w:val="en-US"/>
         </w:rPr>
-        <w:t xml:space="preserve">Comparability is also influenced by the quality of the data and the assumptions used in the analysis effort and in this case the factors must also be determined. The application of the Transfer Pricing method of related party transactions from {{ </w:t>
+        <w:t xml:space="preserve">Comparability is also influenced by the quality of the data and the assumptions used in the analysis effort and in this case the factors must also be determined. The application of the Transfer Pricing method of related party transactions from </w:t>
+      </w:r>
+      <w:proofErr w:type="gramStart"/>
+      <w:r>
+        <w:rPr>
+          <w:noProof w:val="0"/>
+          <w:lang w:val="en-US"/>
+        </w:rPr>
+        <w:t xml:space="preserve">{{ </w:t>
       </w:r>
       <w:proofErr w:type="spellStart"/>
       <w:r>
@@ -25491,7 +26738,23 @@
           <w:noProof w:val="0"/>
           <w:lang w:val="en-US"/>
         </w:rPr>
-        <w:t>company_short</w:t>
+        <w:t>company</w:t>
+      </w:r>
+      <w:proofErr w:type="gramEnd"/>
+      <w:r>
+        <w:rPr>
+          <w:noProof w:val="0"/>
+          <w:lang w:val="en-US"/>
+        </w:rPr>
+        <w:t>_</w:t>
+      </w:r>
+      <w:proofErr w:type="gramStart"/>
+      <w:r>
+        <w:rPr>
+          <w:noProof w:val="0"/>
+          <w:lang w:val="en-US"/>
+        </w:rPr>
+        <w:t>short</w:t>
       </w:r>
       <w:proofErr w:type="spellEnd"/>
       <w:r>
@@ -25499,7 +26762,15 @@
           <w:noProof w:val="0"/>
           <w:lang w:val="en-US"/>
         </w:rPr>
-        <w:t xml:space="preserve"> }} is described below: </w:t>
+        <w:t xml:space="preserve"> }</w:t>
+      </w:r>
+      <w:proofErr w:type="gramEnd"/>
+      <w:r>
+        <w:rPr>
+          <w:noProof w:val="0"/>
+          <w:lang w:val="en-US"/>
+        </w:rPr>
+        <w:t xml:space="preserve">} is described below: </w:t>
       </w:r>
     </w:p>
     <w:p>
@@ -25546,7 +26817,16 @@
           <w:noProof w:val="0"/>
           <w:lang w:val="en-US"/>
         </w:rPr>
-        <w:t xml:space="preserve">Transfer pricing method used by {{ </w:t>
+        <w:t xml:space="preserve">Transfer pricing method used by </w:t>
+      </w:r>
+      <w:proofErr w:type="gramStart"/>
+      <w:r>
+        <w:rPr>
+          <w:rFonts w:cs="Arial"/>
+          <w:noProof w:val="0"/>
+          <w:lang w:val="en-US"/>
+        </w:rPr>
+        <w:t xml:space="preserve">{{ </w:t>
       </w:r>
       <w:proofErr w:type="spellStart"/>
       <w:r>
@@ -25555,7 +26835,25 @@
           <w:noProof w:val="0"/>
           <w:lang w:val="en-US"/>
         </w:rPr>
-        <w:t>company_short</w:t>
+        <w:t>company</w:t>
+      </w:r>
+      <w:proofErr w:type="gramEnd"/>
+      <w:r>
+        <w:rPr>
+          <w:rFonts w:cs="Arial"/>
+          <w:noProof w:val="0"/>
+          <w:lang w:val="en-US"/>
+        </w:rPr>
+        <w:t>_</w:t>
+      </w:r>
+      <w:proofErr w:type="gramStart"/>
+      <w:r>
+        <w:rPr>
+          <w:rFonts w:cs="Arial"/>
+          <w:noProof w:val="0"/>
+          <w:lang w:val="en-US"/>
+        </w:rPr>
+        <w:t>short</w:t>
       </w:r>
       <w:proofErr w:type="spellEnd"/>
       <w:r>
@@ -25564,7 +26862,16 @@
           <w:noProof w:val="0"/>
           <w:lang w:val="en-US"/>
         </w:rPr>
-        <w:t xml:space="preserve"> }} in finding the fair value standard, including a series of unused methods and an explanation of why the method was not chosen or not used.</w:t>
+        <w:t xml:space="preserve"> }</w:t>
+      </w:r>
+      <w:proofErr w:type="gramEnd"/>
+      <w:r>
+        <w:rPr>
+          <w:rFonts w:cs="Arial"/>
+          <w:noProof w:val="0"/>
+          <w:lang w:val="en-US"/>
+        </w:rPr>
+        <w:t>} in finding the fair value standard, including a series of unused methods and an explanation of why the method was not chosen or not used.</w:t>
       </w:r>
     </w:p>
     <w:p>
@@ -29498,9 +30805,9 @@
                 <w:color w:val="FFFFFF"/>
                 <w:highlight w:val="red"/>
               </w:rPr>
-              <w:t xml:space="preserve">({{ </w:t>
-            </w:r>
-            <w:proofErr w:type="spellStart"/>
+              <w:t>(</w:t>
+            </w:r>
+            <w:proofErr w:type="gramStart"/>
             <w:r>
               <w:rPr>
                 <w:rFonts w:cs="Arial"/>
@@ -29510,7 +30817,31 @@
                 <w:color w:val="FFFFFF"/>
                 <w:highlight w:val="red"/>
               </w:rPr>
-              <w:t>analysis_period</w:t>
+              <w:t xml:space="preserve">{{ </w:t>
+            </w:r>
+            <w:proofErr w:type="spellStart"/>
+            <w:r>
+              <w:rPr>
+                <w:rFonts w:cs="Arial"/>
+                <w:b/>
+                <w:bCs/>
+                <w:noProof w:val="0"/>
+                <w:color w:val="FFFFFF"/>
+                <w:highlight w:val="red"/>
+              </w:rPr>
+              <w:t>analysis</w:t>
+            </w:r>
+            <w:proofErr w:type="gramEnd"/>
+            <w:r>
+              <w:rPr>
+                <w:rFonts w:cs="Arial"/>
+                <w:b/>
+                <w:bCs/>
+                <w:noProof w:val="0"/>
+                <w:color w:val="FFFFFF"/>
+                <w:highlight w:val="red"/>
+              </w:rPr>
+              <w:t>_period</w:t>
             </w:r>
             <w:proofErr w:type="spellEnd"/>
             <w:r>
@@ -29582,9 +30913,9 @@
                 <w:color w:val="FFFFFF"/>
                 <w:highlight w:val="red"/>
               </w:rPr>
-              <w:t xml:space="preserve">({{ </w:t>
-            </w:r>
-            <w:proofErr w:type="spellStart"/>
+              <w:t>(</w:t>
+            </w:r>
+            <w:proofErr w:type="gramStart"/>
             <w:r>
               <w:rPr>
                 <w:rFonts w:cs="Arial"/>
@@ -29594,7 +30925,31 @@
                 <w:color w:val="FFFFFF"/>
                 <w:highlight w:val="red"/>
               </w:rPr>
-              <w:t>analysis_period</w:t>
+              <w:t xml:space="preserve">{{ </w:t>
+            </w:r>
+            <w:proofErr w:type="spellStart"/>
+            <w:r>
+              <w:rPr>
+                <w:rFonts w:cs="Arial"/>
+                <w:b/>
+                <w:bCs/>
+                <w:noProof w:val="0"/>
+                <w:color w:val="FFFFFF"/>
+                <w:highlight w:val="red"/>
+              </w:rPr>
+              <w:t>analysis</w:t>
+            </w:r>
+            <w:proofErr w:type="gramEnd"/>
+            <w:r>
+              <w:rPr>
+                <w:rFonts w:cs="Arial"/>
+                <w:b/>
+                <w:bCs/>
+                <w:noProof w:val="0"/>
+                <w:color w:val="FFFFFF"/>
+                <w:highlight w:val="red"/>
+              </w:rPr>
+              <w:t>_period</w:t>
             </w:r>
             <w:proofErr w:type="spellEnd"/>
             <w:r>
@@ -29677,9 +31032,9 @@
                 <w:color w:val="FFFFFF"/>
                 <w:highlight w:val="red"/>
               </w:rPr>
-              <w:t xml:space="preserve">({{ </w:t>
-            </w:r>
-            <w:proofErr w:type="spellStart"/>
+              <w:t>(</w:t>
+            </w:r>
+            <w:proofErr w:type="gramStart"/>
             <w:r>
               <w:rPr>
                 <w:rFonts w:cs="Arial"/>
@@ -29689,7 +31044,31 @@
                 <w:color w:val="FFFFFF"/>
                 <w:highlight w:val="red"/>
               </w:rPr>
-              <w:t>analysis_period</w:t>
+              <w:t xml:space="preserve">{{ </w:t>
+            </w:r>
+            <w:proofErr w:type="spellStart"/>
+            <w:r>
+              <w:rPr>
+                <w:rFonts w:cs="Arial"/>
+                <w:b/>
+                <w:bCs/>
+                <w:noProof w:val="0"/>
+                <w:color w:val="FFFFFF"/>
+                <w:highlight w:val="red"/>
+              </w:rPr>
+              <w:t>analysis</w:t>
+            </w:r>
+            <w:proofErr w:type="gramEnd"/>
+            <w:r>
+              <w:rPr>
+                <w:rFonts w:cs="Arial"/>
+                <w:b/>
+                <w:bCs/>
+                <w:noProof w:val="0"/>
+                <w:color w:val="FFFFFF"/>
+                <w:highlight w:val="red"/>
+              </w:rPr>
+              <w:t>_period</w:t>
             </w:r>
             <w:proofErr w:type="spellEnd"/>
             <w:r>
@@ -31226,7 +32605,39 @@
           <w:noProof w:val="0"/>
           <w:highlight w:val="red"/>
         </w:rPr>
-        <w:t>Based on table 5.6, the arm’s length range of ROS ratios of comparable distributor companies is obtained, namely 1st quartile of {{ q1 }}% to 3rd quartile of {{ q3 }}%, with a median of 3.14%.</w:t>
+        <w:t xml:space="preserve">Based on table 5.6, the arm’s length range of ROS ratios of comparable distributor companies is obtained, namely 1st quartile of </w:t>
+      </w:r>
+      <w:proofErr w:type="gramStart"/>
+      <w:r>
+        <w:rPr>
+          <w:noProof w:val="0"/>
+          <w:highlight w:val="red"/>
+        </w:rPr>
+        <w:t>{{ q1 }}%</w:t>
+      </w:r>
+      <w:proofErr w:type="gramEnd"/>
+      <w:r>
+        <w:rPr>
+          <w:noProof w:val="0"/>
+          <w:highlight w:val="red"/>
+        </w:rPr>
+        <w:t xml:space="preserve"> to 3rd quartile of </w:t>
+      </w:r>
+      <w:proofErr w:type="gramStart"/>
+      <w:r>
+        <w:rPr>
+          <w:noProof w:val="0"/>
+          <w:highlight w:val="red"/>
+        </w:rPr>
+        <w:t>{{ q3 }}%</w:t>
+      </w:r>
+      <w:proofErr w:type="gramEnd"/>
+      <w:r>
+        <w:rPr>
+          <w:noProof w:val="0"/>
+          <w:highlight w:val="red"/>
+        </w:rPr>
+        <w:t>, with a median of 3.14%.</w:t>
       </w:r>
       <w:r>
         <w:rPr>
@@ -31443,7 +32854,15 @@
           <w:noProof w:val="0"/>
           <w:highlight w:val="red"/>
         </w:rPr>
-        <w:t xml:space="preserve">Therefore, the margin calculation analysis of the tested party using the weighted average ROS is considered appropriate to accommodate the actual facts of market conditions and business cycles that affect {{ </w:t>
+        <w:t xml:space="preserve">Therefore, the margin calculation analysis of the tested party using the weighted average ROS is considered appropriate to accommodate the actual facts of market conditions and business cycles that affect </w:t>
+      </w:r>
+      <w:proofErr w:type="gramStart"/>
+      <w:r>
+        <w:rPr>
+          <w:noProof w:val="0"/>
+          <w:highlight w:val="red"/>
+        </w:rPr>
+        <w:t xml:space="preserve">{{ </w:t>
       </w:r>
       <w:proofErr w:type="spellStart"/>
       <w:r>
@@ -31451,7 +32870,23 @@
           <w:noProof w:val="0"/>
           <w:highlight w:val="red"/>
         </w:rPr>
-        <w:t>company_short</w:t>
+        <w:t>company</w:t>
+      </w:r>
+      <w:proofErr w:type="gramEnd"/>
+      <w:r>
+        <w:rPr>
+          <w:noProof w:val="0"/>
+          <w:highlight w:val="red"/>
+        </w:rPr>
+        <w:t>_</w:t>
+      </w:r>
+      <w:proofErr w:type="gramStart"/>
+      <w:r>
+        <w:rPr>
+          <w:noProof w:val="0"/>
+          <w:highlight w:val="red"/>
+        </w:rPr>
+        <w:t>short</w:t>
       </w:r>
       <w:proofErr w:type="spellEnd"/>
       <w:r>
@@ -31459,7 +32894,15 @@
           <w:noProof w:val="0"/>
           <w:highlight w:val="red"/>
         </w:rPr>
-        <w:t xml:space="preserve"> }}'s profit level.</w:t>
+        <w:t xml:space="preserve"> }}'</w:t>
+      </w:r>
+      <w:proofErr w:type="gramEnd"/>
+      <w:r>
+        <w:rPr>
+          <w:noProof w:val="0"/>
+          <w:highlight w:val="red"/>
+        </w:rPr>
+        <w:t>s profit level.</w:t>
       </w:r>
     </w:p>
     <w:p>
@@ -31474,7 +32917,15 @@
           <w:noProof w:val="0"/>
           <w:highlight w:val="red"/>
         </w:rPr>
-        <w:t xml:space="preserve">The following are the results of the calculation of the ROS ratio based on the {{ </w:t>
+        <w:t xml:space="preserve">The following are the results of the calculation of the ROS ratio based on the </w:t>
+      </w:r>
+      <w:proofErr w:type="gramStart"/>
+      <w:r>
+        <w:rPr>
+          <w:noProof w:val="0"/>
+          <w:highlight w:val="red"/>
+        </w:rPr>
+        <w:t xml:space="preserve">{{ </w:t>
       </w:r>
       <w:proofErr w:type="spellStart"/>
       <w:r>
@@ -31482,7 +32933,23 @@
           <w:noProof w:val="0"/>
           <w:highlight w:val="red"/>
         </w:rPr>
-        <w:t>analysis_period</w:t>
+        <w:t>analysis</w:t>
+      </w:r>
+      <w:proofErr w:type="gramEnd"/>
+      <w:r>
+        <w:rPr>
+          <w:noProof w:val="0"/>
+          <w:highlight w:val="red"/>
+        </w:rPr>
+        <w:t>_</w:t>
+      </w:r>
+      <w:proofErr w:type="gramStart"/>
+      <w:r>
+        <w:rPr>
+          <w:noProof w:val="0"/>
+          <w:highlight w:val="red"/>
+        </w:rPr>
+        <w:t>period</w:t>
       </w:r>
       <w:proofErr w:type="spellEnd"/>
       <w:r>
@@ -31490,7 +32957,23 @@
           <w:noProof w:val="0"/>
           <w:highlight w:val="red"/>
         </w:rPr>
-        <w:t xml:space="preserve"> }} {{ </w:t>
+        <w:t xml:space="preserve"> }</w:t>
+      </w:r>
+      <w:proofErr w:type="gramEnd"/>
+      <w:r>
+        <w:rPr>
+          <w:noProof w:val="0"/>
+          <w:highlight w:val="red"/>
+        </w:rPr>
+        <w:t xml:space="preserve">} </w:t>
+      </w:r>
+      <w:proofErr w:type="gramStart"/>
+      <w:r>
+        <w:rPr>
+          <w:noProof w:val="0"/>
+          <w:highlight w:val="red"/>
+        </w:rPr>
+        <w:t xml:space="preserve">{{ </w:t>
       </w:r>
       <w:proofErr w:type="spellStart"/>
       <w:r>
@@ -31498,7 +32981,23 @@
           <w:noProof w:val="0"/>
           <w:highlight w:val="red"/>
         </w:rPr>
-        <w:t>company_short</w:t>
+        <w:t>company</w:t>
+      </w:r>
+      <w:proofErr w:type="gramEnd"/>
+      <w:r>
+        <w:rPr>
+          <w:noProof w:val="0"/>
+          <w:highlight w:val="red"/>
+        </w:rPr>
+        <w:t>_</w:t>
+      </w:r>
+      <w:proofErr w:type="gramStart"/>
+      <w:r>
+        <w:rPr>
+          <w:noProof w:val="0"/>
+          <w:highlight w:val="red"/>
+        </w:rPr>
+        <w:t>short</w:t>
       </w:r>
       <w:proofErr w:type="spellEnd"/>
       <w:r>
@@ -31506,7 +33005,15 @@
           <w:noProof w:val="0"/>
           <w:highlight w:val="red"/>
         </w:rPr>
-        <w:t xml:space="preserve"> }} Financial Report.</w:t>
+        <w:t xml:space="preserve"> }</w:t>
+      </w:r>
+      <w:proofErr w:type="gramEnd"/>
+      <w:r>
+        <w:rPr>
+          <w:noProof w:val="0"/>
+          <w:highlight w:val="red"/>
+        </w:rPr>
+        <w:t>} Financial Report.</w:t>
       </w:r>
     </w:p>
     <w:tbl>
@@ -31693,9 +33200,9 @@
                 <w:highlight w:val="red"/>
                 <w:lang w:eastAsia="en-US"/>
               </w:rPr>
-              <w:t xml:space="preserve">Total in FY {{ </w:t>
-            </w:r>
-            <w:proofErr w:type="spellStart"/>
+              <w:t xml:space="preserve">Total in FY </w:t>
+            </w:r>
+            <w:proofErr w:type="gramStart"/>
             <w:r>
               <w:rPr>
                 <w:rFonts w:cs="Arial"/>
@@ -31705,7 +33212,31 @@
                 <w:highlight w:val="red"/>
                 <w:lang w:eastAsia="en-US"/>
               </w:rPr>
-              <w:t>fiscal_year</w:t>
+              <w:t xml:space="preserve">{{ </w:t>
+            </w:r>
+            <w:proofErr w:type="spellStart"/>
+            <w:r>
+              <w:rPr>
+                <w:rFonts w:cs="Arial"/>
+                <w:b/>
+                <w:noProof w:val="0"/>
+                <w:color w:val="FFFFFF"/>
+                <w:highlight w:val="red"/>
+                <w:lang w:eastAsia="en-US"/>
+              </w:rPr>
+              <w:t>fiscal</w:t>
+            </w:r>
+            <w:proofErr w:type="gramEnd"/>
+            <w:r>
+              <w:rPr>
+                <w:rFonts w:cs="Arial"/>
+                <w:b/>
+                <w:noProof w:val="0"/>
+                <w:color w:val="FFFFFF"/>
+                <w:highlight w:val="red"/>
+                <w:lang w:eastAsia="en-US"/>
+              </w:rPr>
+              <w:t>_year</w:t>
             </w:r>
             <w:proofErr w:type="spellEnd"/>
             <w:r>
@@ -31743,9 +33274,9 @@
                 <w:highlight w:val="red"/>
                 <w:lang w:eastAsia="en-US"/>
               </w:rPr>
-              <w:t xml:space="preserve">Total in FY {{ </w:t>
-            </w:r>
-            <w:proofErr w:type="spellStart"/>
+              <w:t xml:space="preserve">Total in FY </w:t>
+            </w:r>
+            <w:proofErr w:type="gramStart"/>
             <w:r>
               <w:rPr>
                 <w:rFonts w:cs="Arial"/>
@@ -31755,7 +33286,31 @@
                 <w:highlight w:val="red"/>
                 <w:lang w:eastAsia="en-US"/>
               </w:rPr>
-              <w:t>fiscal_year|int</w:t>
+              <w:t xml:space="preserve">{{ </w:t>
+            </w:r>
+            <w:proofErr w:type="spellStart"/>
+            <w:r>
+              <w:rPr>
+                <w:rFonts w:cs="Arial"/>
+                <w:b/>
+                <w:noProof w:val="0"/>
+                <w:color w:val="FFFFFF"/>
+                <w:highlight w:val="red"/>
+                <w:lang w:eastAsia="en-US"/>
+              </w:rPr>
+              <w:t>fiscal</w:t>
+            </w:r>
+            <w:proofErr w:type="gramEnd"/>
+            <w:r>
+              <w:rPr>
+                <w:rFonts w:cs="Arial"/>
+                <w:b/>
+                <w:noProof w:val="0"/>
+                <w:color w:val="FFFFFF"/>
+                <w:highlight w:val="red"/>
+                <w:lang w:eastAsia="en-US"/>
+              </w:rPr>
+              <w:t>_year|int</w:t>
             </w:r>
             <w:proofErr w:type="spellEnd"/>
             <w:r>
@@ -31793,9 +33348,9 @@
                 <w:highlight w:val="red"/>
                 <w:lang w:eastAsia="en-US"/>
               </w:rPr>
-              <w:t xml:space="preserve">Total in FY {{ </w:t>
-            </w:r>
-            <w:proofErr w:type="spellStart"/>
+              <w:t xml:space="preserve">Total in FY </w:t>
+            </w:r>
+            <w:proofErr w:type="gramStart"/>
             <w:r>
               <w:rPr>
                 <w:rFonts w:cs="Arial"/>
@@ -31805,7 +33360,31 @@
                 <w:highlight w:val="red"/>
                 <w:lang w:eastAsia="en-US"/>
               </w:rPr>
-              <w:t>fiscal_year|int</w:t>
+              <w:t xml:space="preserve">{{ </w:t>
+            </w:r>
+            <w:proofErr w:type="spellStart"/>
+            <w:r>
+              <w:rPr>
+                <w:rFonts w:cs="Arial"/>
+                <w:b/>
+                <w:noProof w:val="0"/>
+                <w:color w:val="FFFFFF"/>
+                <w:highlight w:val="red"/>
+                <w:lang w:eastAsia="en-US"/>
+              </w:rPr>
+              <w:t>fiscal</w:t>
+            </w:r>
+            <w:proofErr w:type="gramEnd"/>
+            <w:r>
+              <w:rPr>
+                <w:rFonts w:cs="Arial"/>
+                <w:b/>
+                <w:noProof w:val="0"/>
+                <w:color w:val="FFFFFF"/>
+                <w:highlight w:val="red"/>
+                <w:lang w:eastAsia="en-US"/>
+              </w:rPr>
+              <w:t>_year|int</w:t>
             </w:r>
             <w:proofErr w:type="spellEnd"/>
             <w:r>
@@ -32936,9 +34515,9 @@
           <w:szCs w:val="18"/>
           <w:highlight w:val="red"/>
         </w:rPr>
-        <w:t xml:space="preserve">Source: Management {{ </w:t>
-      </w:r>
-      <w:proofErr w:type="spellStart"/>
+        <w:t xml:space="preserve">Source: Management </w:t>
+      </w:r>
+      <w:proofErr w:type="gramStart"/>
       <w:r>
         <w:rPr>
           <w:rFonts w:cs="Arial"/>
@@ -32949,9 +34528,9 @@
           <w:szCs w:val="18"/>
           <w:highlight w:val="red"/>
         </w:rPr>
-        <w:t>company_short</w:t>
-      </w:r>
-      <w:proofErr w:type="spellEnd"/>
+        <w:t xml:space="preserve">{{ </w:t>
+      </w:r>
+      <w:proofErr w:type="spellStart"/>
       <w:r>
         <w:rPr>
           <w:rFonts w:cs="Arial"/>
@@ -32962,9 +34541,9 @@
           <w:szCs w:val="18"/>
           <w:highlight w:val="red"/>
         </w:rPr>
-        <w:t xml:space="preserve"> }}, 31 December {{ </w:t>
-      </w:r>
-      <w:proofErr w:type="spellStart"/>
+        <w:t>company</w:t>
+      </w:r>
+      <w:proofErr w:type="gramEnd"/>
       <w:r>
         <w:rPr>
           <w:rFonts w:cs="Arial"/>
@@ -32975,9 +34554,9 @@
           <w:szCs w:val="18"/>
           <w:highlight w:val="red"/>
         </w:rPr>
-        <w:t>fiscal_year</w:t>
-      </w:r>
-      <w:proofErr w:type="spellEnd"/>
+        <w:t>_</w:t>
+      </w:r>
+      <w:proofErr w:type="gramStart"/>
       <w:r>
         <w:rPr>
           <w:rFonts w:cs="Arial"/>
@@ -32988,7 +34567,111 @@
           <w:szCs w:val="18"/>
           <w:highlight w:val="red"/>
         </w:rPr>
-        <w:t xml:space="preserve"> }}</w:t>
+        <w:t>short</w:t>
+      </w:r>
+      <w:proofErr w:type="spellEnd"/>
+      <w:r>
+        <w:rPr>
+          <w:rFonts w:cs="Arial"/>
+          <w:i/>
+          <w:iCs/>
+          <w:noProof w:val="0"/>
+          <w:sz w:val="18"/>
+          <w:szCs w:val="18"/>
+          <w:highlight w:val="red"/>
+        </w:rPr>
+        <w:t xml:space="preserve"> }</w:t>
+      </w:r>
+      <w:proofErr w:type="gramEnd"/>
+      <w:r>
+        <w:rPr>
+          <w:rFonts w:cs="Arial"/>
+          <w:i/>
+          <w:iCs/>
+          <w:noProof w:val="0"/>
+          <w:sz w:val="18"/>
+          <w:szCs w:val="18"/>
+          <w:highlight w:val="red"/>
+        </w:rPr>
+        <w:t xml:space="preserve">}, 31 December </w:t>
+      </w:r>
+      <w:proofErr w:type="gramStart"/>
+      <w:r>
+        <w:rPr>
+          <w:rFonts w:cs="Arial"/>
+          <w:i/>
+          <w:iCs/>
+          <w:noProof w:val="0"/>
+          <w:sz w:val="18"/>
+          <w:szCs w:val="18"/>
+          <w:highlight w:val="red"/>
+        </w:rPr>
+        <w:t xml:space="preserve">{{ </w:t>
+      </w:r>
+      <w:proofErr w:type="spellStart"/>
+      <w:r>
+        <w:rPr>
+          <w:rFonts w:cs="Arial"/>
+          <w:i/>
+          <w:iCs/>
+          <w:noProof w:val="0"/>
+          <w:sz w:val="18"/>
+          <w:szCs w:val="18"/>
+          <w:highlight w:val="red"/>
+        </w:rPr>
+        <w:t>fiscal</w:t>
+      </w:r>
+      <w:proofErr w:type="gramEnd"/>
+      <w:r>
+        <w:rPr>
+          <w:rFonts w:cs="Arial"/>
+          <w:i/>
+          <w:iCs/>
+          <w:noProof w:val="0"/>
+          <w:sz w:val="18"/>
+          <w:szCs w:val="18"/>
+          <w:highlight w:val="red"/>
+        </w:rPr>
+        <w:t>_</w:t>
+      </w:r>
+      <w:proofErr w:type="gramStart"/>
+      <w:r>
+        <w:rPr>
+          <w:rFonts w:cs="Arial"/>
+          <w:i/>
+          <w:iCs/>
+          <w:noProof w:val="0"/>
+          <w:sz w:val="18"/>
+          <w:szCs w:val="18"/>
+          <w:highlight w:val="red"/>
+        </w:rPr>
+        <w:t>year</w:t>
+      </w:r>
+      <w:proofErr w:type="spellEnd"/>
+      <w:r>
+        <w:rPr>
+          <w:rFonts w:cs="Arial"/>
+          <w:i/>
+          <w:iCs/>
+          <w:noProof w:val="0"/>
+          <w:sz w:val="18"/>
+          <w:szCs w:val="18"/>
+          <w:highlight w:val="red"/>
+        </w:rPr>
+        <w:t xml:space="preserve"> }</w:t>
+      </w:r>
+      <w:proofErr w:type="gramEnd"/>
+      <w:r>
+        <w:rPr>
+          <w:rFonts w:cs="Arial"/>
+          <w:i/>
+          <w:iCs/>
+          <w:noProof w:val="0"/>
+          <w:sz w:val="18"/>
+          <w:szCs w:val="18"/>
+          <w:highlight w:val="red"/>
+        </w:rPr>
+        <w:t>}</w:t>
       </w:r>
     </w:p>
     <w:p>
@@ -33106,7 +34789,34 @@
           <w:noProof w:val="0"/>
           <w:highlight w:val="red"/>
         </w:rPr>
-        <w:t xml:space="preserve">The results of the search for comparable companies based on the search criteria and manual selection that have been carried out were obtained by 6 (six) comparable companies. Furthermore, the inter-quartile range is used as a arm’s length range based on the value of the ROS ratio of the comparable company which refers to the financial statements for the {{ </w:t>
+        <w:t xml:space="preserve">The results of the search for comparable companies based on the search criteria and manual selection that have been carried out were obtained by 6 (six) comparable companies. Furthermore, the inter-quartile range is used as </w:t>
+      </w:r>
+      <w:proofErr w:type="gramStart"/>
+      <w:r>
+        <w:rPr>
+          <w:rFonts w:cs="Arial"/>
+          <w:noProof w:val="0"/>
+          <w:highlight w:val="red"/>
+        </w:rPr>
+        <w:t>a</w:t>
+      </w:r>
+      <w:proofErr w:type="gramEnd"/>
+      <w:r>
+        <w:rPr>
+          <w:rFonts w:cs="Arial"/>
+          <w:noProof w:val="0"/>
+          <w:highlight w:val="red"/>
+        </w:rPr>
+        <w:t xml:space="preserve"> arm’s length range based on the value of the ROS ratio of the comparable company which refers to the financial statements for the </w:t>
+      </w:r>
+      <w:proofErr w:type="gramStart"/>
+      <w:r>
+        <w:rPr>
+          <w:rFonts w:cs="Arial"/>
+          <w:noProof w:val="0"/>
+          <w:highlight w:val="red"/>
+        </w:rPr>
+        <w:t xml:space="preserve">{{ </w:t>
       </w:r>
       <w:proofErr w:type="spellStart"/>
       <w:r>
@@ -33115,7 +34825,25 @@
           <w:noProof w:val="0"/>
           <w:highlight w:val="red"/>
         </w:rPr>
-        <w:t>analysis_period</w:t>
+        <w:t>analysis</w:t>
+      </w:r>
+      <w:proofErr w:type="gramEnd"/>
+      <w:r>
+        <w:rPr>
+          <w:rFonts w:cs="Arial"/>
+          <w:noProof w:val="0"/>
+          <w:highlight w:val="red"/>
+        </w:rPr>
+        <w:t>_</w:t>
+      </w:r>
+      <w:proofErr w:type="gramStart"/>
+      <w:r>
+        <w:rPr>
+          <w:rFonts w:cs="Arial"/>
+          <w:noProof w:val="0"/>
+          <w:highlight w:val="red"/>
+        </w:rPr>
+        <w:t>period</w:t>
       </w:r>
       <w:proofErr w:type="spellEnd"/>
       <w:r>
@@ -33124,7 +34852,16 @@
           <w:noProof w:val="0"/>
           <w:highlight w:val="red"/>
         </w:rPr>
-        <w:t xml:space="preserve"> }} period. </w:t>
+        <w:t xml:space="preserve"> }</w:t>
+      </w:r>
+      <w:proofErr w:type="gramEnd"/>
+      <w:r>
+        <w:rPr>
+          <w:rFonts w:cs="Arial"/>
+          <w:noProof w:val="0"/>
+          <w:highlight w:val="red"/>
+        </w:rPr>
+        <w:t xml:space="preserve">} period. </w:t>
       </w:r>
     </w:p>
     <w:p>
@@ -33144,9 +34881,9 @@
           <w:szCs w:val="22"/>
           <w:highlight w:val="red"/>
         </w:rPr>
-        <w:t xml:space="preserve">The resulting of weighted average inter-quartile range is 1st quartile {{ q1 }}% to 3rd quartile {{ q3 }}%, with a median of 3.14%. Meanwhile, {{ </w:t>
-      </w:r>
-      <w:proofErr w:type="spellStart"/>
+        <w:t xml:space="preserve">The resulting of weighted average inter-quartile range is 1st quartile </w:t>
+      </w:r>
+      <w:proofErr w:type="gramStart"/>
       <w:r>
         <w:rPr>
           <w:rFonts w:cs="Arial"/>
@@ -33155,9 +34892,9 @@
           <w:szCs w:val="22"/>
           <w:highlight w:val="red"/>
         </w:rPr>
-        <w:t>company_short</w:t>
-      </w:r>
-      <w:proofErr w:type="spellEnd"/>
+        <w:t>{{ q1 }}%</w:t>
+      </w:r>
+      <w:proofErr w:type="gramEnd"/>
       <w:r>
         <w:rPr>
           <w:rFonts w:cs="Arial"/>
@@ -33166,9 +34903,9 @@
           <w:szCs w:val="22"/>
           <w:highlight w:val="red"/>
         </w:rPr>
-        <w:t xml:space="preserve"> }}'s weighted average ROS ratio in {{ </w:t>
-      </w:r>
-      <w:proofErr w:type="spellStart"/>
+        <w:t xml:space="preserve"> to 3rd quartile </w:t>
+      </w:r>
+      <w:proofErr w:type="gramStart"/>
       <w:r>
         <w:rPr>
           <w:rFonts w:cs="Arial"/>
@@ -33177,9 +34914,9 @@
           <w:szCs w:val="22"/>
           <w:highlight w:val="red"/>
         </w:rPr>
-        <w:t>analysis_period</w:t>
-      </w:r>
-      <w:proofErr w:type="spellEnd"/>
+        <w:t>{{ q3 }}%</w:t>
+      </w:r>
+      <w:proofErr w:type="gramEnd"/>
       <w:r>
         <w:rPr>
           <w:rFonts w:cs="Arial"/>
@@ -33188,9 +34925,9 @@
           <w:szCs w:val="22"/>
           <w:highlight w:val="red"/>
         </w:rPr>
-        <w:t xml:space="preserve"> }} is 4.45% which is above the interquartile range of comparable companies. Thus, it can be concluded that the affiliated transaction for the purchase of heavy equipment from {{ </w:t>
-      </w:r>
-      <w:proofErr w:type="spellStart"/>
+        <w:t xml:space="preserve">, with a median of 3.14%. Meanwhile, </w:t>
+      </w:r>
+      <w:proofErr w:type="gramStart"/>
       <w:r>
         <w:rPr>
           <w:rFonts w:cs="Arial"/>
@@ -33199,9 +34936,9 @@
           <w:szCs w:val="22"/>
           <w:highlight w:val="red"/>
         </w:rPr>
-        <w:t>company_short</w:t>
-      </w:r>
-      <w:proofErr w:type="spellEnd"/>
+        <w:t xml:space="preserve">{{ </w:t>
+      </w:r>
+      <w:proofErr w:type="spellStart"/>
       <w:r>
         <w:rPr>
           <w:rFonts w:cs="Arial"/>
@@ -33210,7 +34947,183 @@
           <w:szCs w:val="22"/>
           <w:highlight w:val="red"/>
         </w:rPr>
-        <w:t xml:space="preserve"> }} to the affiliated party performed better than the comparable companies and there were no transfer pricing issues for taxation in Indonesia.</w:t>
+        <w:t>company</w:t>
+      </w:r>
+      <w:proofErr w:type="gramEnd"/>
+      <w:r>
+        <w:rPr>
+          <w:rFonts w:cs="Arial"/>
+          <w:bCs/>
+          <w:noProof w:val="0"/>
+          <w:szCs w:val="22"/>
+          <w:highlight w:val="red"/>
+        </w:rPr>
+        <w:t>_</w:t>
+      </w:r>
+      <w:proofErr w:type="gramStart"/>
+      <w:r>
+        <w:rPr>
+          <w:rFonts w:cs="Arial"/>
+          <w:bCs/>
+          <w:noProof w:val="0"/>
+          <w:szCs w:val="22"/>
+          <w:highlight w:val="red"/>
+        </w:rPr>
+        <w:t>short</w:t>
+      </w:r>
+      <w:proofErr w:type="spellEnd"/>
+      <w:r>
+        <w:rPr>
+          <w:rFonts w:cs="Arial"/>
+          <w:bCs/>
+          <w:noProof w:val="0"/>
+          <w:szCs w:val="22"/>
+          <w:highlight w:val="red"/>
+        </w:rPr>
+        <w:t xml:space="preserve"> }}'</w:t>
+      </w:r>
+      <w:proofErr w:type="gramEnd"/>
+      <w:r>
+        <w:rPr>
+          <w:rFonts w:cs="Arial"/>
+          <w:bCs/>
+          <w:noProof w:val="0"/>
+          <w:szCs w:val="22"/>
+          <w:highlight w:val="red"/>
+        </w:rPr>
+        <w:t xml:space="preserve">s weighted average ROS ratio in </w:t>
+      </w:r>
+      <w:proofErr w:type="gramStart"/>
+      <w:r>
+        <w:rPr>
+          <w:rFonts w:cs="Arial"/>
+          <w:bCs/>
+          <w:noProof w:val="0"/>
+          <w:szCs w:val="22"/>
+          <w:highlight w:val="red"/>
+        </w:rPr>
+        <w:t xml:space="preserve">{{ </w:t>
+      </w:r>
+      <w:proofErr w:type="spellStart"/>
+      <w:r>
+        <w:rPr>
+          <w:rFonts w:cs="Arial"/>
+          <w:bCs/>
+          <w:noProof w:val="0"/>
+          <w:szCs w:val="22"/>
+          <w:highlight w:val="red"/>
+        </w:rPr>
+        <w:t>analysis</w:t>
+      </w:r>
+      <w:proofErr w:type="gramEnd"/>
+      <w:r>
+        <w:rPr>
+          <w:rFonts w:cs="Arial"/>
+          <w:bCs/>
+          <w:noProof w:val="0"/>
+          <w:szCs w:val="22"/>
+          <w:highlight w:val="red"/>
+        </w:rPr>
+        <w:t>_</w:t>
+      </w:r>
+      <w:proofErr w:type="gramStart"/>
+      <w:r>
+        <w:rPr>
+          <w:rFonts w:cs="Arial"/>
+          <w:bCs/>
+          <w:noProof w:val="0"/>
+          <w:szCs w:val="22"/>
+          <w:highlight w:val="red"/>
+        </w:rPr>
+        <w:t>period</w:t>
+      </w:r>
+      <w:proofErr w:type="spellEnd"/>
+      <w:r>
+        <w:rPr>
+          <w:rFonts w:cs="Arial"/>
+          <w:bCs/>
+          <w:noProof w:val="0"/>
+          <w:szCs w:val="22"/>
+          <w:highlight w:val="red"/>
+        </w:rPr>
+        <w:t xml:space="preserve"> }</w:t>
+      </w:r>
+      <w:proofErr w:type="gramEnd"/>
+      <w:r>
+        <w:rPr>
+          <w:rFonts w:cs="Arial"/>
+          <w:bCs/>
+          <w:noProof w:val="0"/>
+          <w:szCs w:val="22"/>
+          <w:highlight w:val="red"/>
+        </w:rPr>
+        <w:t xml:space="preserve">} is 4.45% which is above the interquartile range of comparable companies. Thus, it can be concluded that the affiliated transaction for the purchase of heavy equipment from </w:t>
+      </w:r>
+      <w:proofErr w:type="gramStart"/>
+      <w:r>
+        <w:rPr>
+          <w:rFonts w:cs="Arial"/>
+          <w:bCs/>
+          <w:noProof w:val="0"/>
+          <w:szCs w:val="22"/>
+          <w:highlight w:val="red"/>
+        </w:rPr>
+        <w:t xml:space="preserve">{{ </w:t>
+      </w:r>
+      <w:proofErr w:type="spellStart"/>
+      <w:r>
+        <w:rPr>
+          <w:rFonts w:cs="Arial"/>
+          <w:bCs/>
+          <w:noProof w:val="0"/>
+          <w:szCs w:val="22"/>
+          <w:highlight w:val="red"/>
+        </w:rPr>
+        <w:t>company</w:t>
+      </w:r>
+      <w:proofErr w:type="gramEnd"/>
+      <w:r>
+        <w:rPr>
+          <w:rFonts w:cs="Arial"/>
+          <w:bCs/>
+          <w:noProof w:val="0"/>
+          <w:szCs w:val="22"/>
+          <w:highlight w:val="red"/>
+        </w:rPr>
+        <w:t>_</w:t>
+      </w:r>
+      <w:proofErr w:type="gramStart"/>
+      <w:r>
+        <w:rPr>
+          <w:rFonts w:cs="Arial"/>
+          <w:bCs/>
+          <w:noProof w:val="0"/>
+          <w:szCs w:val="22"/>
+          <w:highlight w:val="red"/>
+        </w:rPr>
+        <w:t>short</w:t>
+      </w:r>
+      <w:proofErr w:type="spellEnd"/>
+      <w:r>
+        <w:rPr>
+          <w:rFonts w:cs="Arial"/>
+          <w:bCs/>
+          <w:noProof w:val="0"/>
+          <w:szCs w:val="22"/>
+          <w:highlight w:val="red"/>
+        </w:rPr>
+        <w:t xml:space="preserve"> }</w:t>
+      </w:r>
+      <w:proofErr w:type="gramEnd"/>
+      <w:r>
+        <w:rPr>
+          <w:rFonts w:cs="Arial"/>
+          <w:bCs/>
+          <w:noProof w:val="0"/>
+          <w:szCs w:val="22"/>
+          <w:highlight w:val="red"/>
+        </w:rPr>
+        <w:t>} to the affiliated party performed better than the comparable companies and there were no transfer pricing issues for taxation in Indonesia.</w:t>
       </w:r>
     </w:p>
     <w:p>
@@ -33282,7 +35195,16 @@
           <w:noProof w:val="0"/>
           <w:lang w:eastAsia="en-US"/>
         </w:rPr>
-        <w:t xml:space="preserve">The overview of {{ </w:t>
+        <w:t xml:space="preserve">The overview of </w:t>
+      </w:r>
+      <w:proofErr w:type="gramStart"/>
+      <w:r>
+        <w:rPr>
+          <w:rFonts w:cs="Arial"/>
+          <w:noProof w:val="0"/>
+          <w:lang w:eastAsia="en-US"/>
+        </w:rPr>
+        <w:t xml:space="preserve">{{ </w:t>
       </w:r>
       <w:proofErr w:type="spellStart"/>
       <w:r>
@@ -33291,7 +35213,25 @@
           <w:noProof w:val="0"/>
           <w:lang w:eastAsia="en-US"/>
         </w:rPr>
-        <w:t>company_short</w:t>
+        <w:t>company</w:t>
+      </w:r>
+      <w:proofErr w:type="gramEnd"/>
+      <w:r>
+        <w:rPr>
+          <w:rFonts w:cs="Arial"/>
+          <w:noProof w:val="0"/>
+          <w:lang w:eastAsia="en-US"/>
+        </w:rPr>
+        <w:t>_</w:t>
+      </w:r>
+      <w:proofErr w:type="gramStart"/>
+      <w:r>
+        <w:rPr>
+          <w:rFonts w:cs="Arial"/>
+          <w:noProof w:val="0"/>
+          <w:lang w:eastAsia="en-US"/>
+        </w:rPr>
+        <w:t>short</w:t>
       </w:r>
       <w:proofErr w:type="spellEnd"/>
       <w:r>
@@ -33300,7 +35240,25 @@
           <w:noProof w:val="0"/>
           <w:lang w:eastAsia="en-US"/>
         </w:rPr>
-        <w:t xml:space="preserve"> }}'s profit/loss statements for {{ </w:t>
+        <w:t xml:space="preserve"> }}'</w:t>
+      </w:r>
+      <w:proofErr w:type="gramEnd"/>
+      <w:r>
+        <w:rPr>
+          <w:rFonts w:cs="Arial"/>
+          <w:noProof w:val="0"/>
+          <w:lang w:eastAsia="en-US"/>
+        </w:rPr>
+        <w:t xml:space="preserve">s profit/loss statements for </w:t>
+      </w:r>
+      <w:proofErr w:type="gramStart"/>
+      <w:r>
+        <w:rPr>
+          <w:rFonts w:cs="Arial"/>
+          <w:noProof w:val="0"/>
+          <w:lang w:eastAsia="en-US"/>
+        </w:rPr>
+        <w:t xml:space="preserve">{{ </w:t>
       </w:r>
       <w:proofErr w:type="spellStart"/>
       <w:r>
@@ -33309,7 +35267,25 @@
           <w:noProof w:val="0"/>
           <w:lang w:eastAsia="en-US"/>
         </w:rPr>
-        <w:t>fiscal_year</w:t>
+        <w:t>fiscal</w:t>
+      </w:r>
+      <w:proofErr w:type="gramEnd"/>
+      <w:r>
+        <w:rPr>
+          <w:rFonts w:cs="Arial"/>
+          <w:noProof w:val="0"/>
+          <w:lang w:eastAsia="en-US"/>
+        </w:rPr>
+        <w:t>_</w:t>
+      </w:r>
+      <w:proofErr w:type="gramStart"/>
+      <w:r>
+        <w:rPr>
+          <w:rFonts w:cs="Arial"/>
+          <w:noProof w:val="0"/>
+          <w:lang w:eastAsia="en-US"/>
+        </w:rPr>
+        <w:t>year</w:t>
       </w:r>
       <w:proofErr w:type="spellEnd"/>
       <w:r>
@@ -33318,7 +35294,25 @@
           <w:noProof w:val="0"/>
           <w:lang w:eastAsia="en-US"/>
         </w:rPr>
-        <w:t xml:space="preserve"> }} and {{ </w:t>
+        <w:t xml:space="preserve"> }</w:t>
+      </w:r>
+      <w:proofErr w:type="gramEnd"/>
+      <w:r>
+        <w:rPr>
+          <w:rFonts w:cs="Arial"/>
+          <w:noProof w:val="0"/>
+          <w:lang w:eastAsia="en-US"/>
+        </w:rPr>
+        <w:t xml:space="preserve">} and </w:t>
+      </w:r>
+      <w:proofErr w:type="gramStart"/>
+      <w:r>
+        <w:rPr>
+          <w:rFonts w:cs="Arial"/>
+          <w:noProof w:val="0"/>
+          <w:lang w:eastAsia="en-US"/>
+        </w:rPr>
+        <w:t xml:space="preserve">{{ </w:t>
       </w:r>
       <w:proofErr w:type="spellStart"/>
       <w:r>
@@ -33327,7 +35321,16 @@
           <w:noProof w:val="0"/>
           <w:lang w:eastAsia="en-US"/>
         </w:rPr>
-        <w:t>fiscal_year|int</w:t>
+        <w:t>fiscal</w:t>
+      </w:r>
+      <w:proofErr w:type="gramEnd"/>
+      <w:r>
+        <w:rPr>
+          <w:rFonts w:cs="Arial"/>
+          <w:noProof w:val="0"/>
+          <w:lang w:eastAsia="en-US"/>
+        </w:rPr>
+        <w:t>_year|int</w:t>
       </w:r>
       <w:proofErr w:type="spellEnd"/>
       <w:r>
@@ -33336,7 +35339,25 @@
           <w:noProof w:val="0"/>
           <w:lang w:eastAsia="en-US"/>
         </w:rPr>
-        <w:t xml:space="preserve"> - 1 }} is as follows:</w:t>
+        <w:t xml:space="preserve"> - </w:t>
+      </w:r>
+      <w:proofErr w:type="gramStart"/>
+      <w:r>
+        <w:rPr>
+          <w:rFonts w:cs="Arial"/>
+          <w:noProof w:val="0"/>
+          <w:lang w:eastAsia="en-US"/>
+        </w:rPr>
+        <w:t>1 }</w:t>
+      </w:r>
+      <w:proofErr w:type="gramEnd"/>
+      <w:r>
+        <w:rPr>
+          <w:rFonts w:cs="Arial"/>
+          <w:noProof w:val="0"/>
+          <w:lang w:eastAsia="en-US"/>
+        </w:rPr>
+        <w:t>} is as follows:</w:t>
       </w:r>
     </w:p>
     <w:tbl>
@@ -33397,9 +35418,9 @@
                 <w:sz w:val="20"/>
                 <w:szCs w:val="20"/>
               </w:rPr>
-              <w:t xml:space="preserve">Table 6.1 Profit/Loss Summary of {{ </w:t>
-            </w:r>
-            <w:proofErr w:type="spellStart"/>
+              <w:t xml:space="preserve">Table 6.1 Profit/Loss Summary of </w:t>
+            </w:r>
+            <w:proofErr w:type="gramStart"/>
             <w:r>
               <w:rPr>
                 <w:noProof w:val="0"/>
@@ -33407,9 +35428,9 @@
                 <w:sz w:val="20"/>
                 <w:szCs w:val="20"/>
               </w:rPr>
-              <w:t>company_short</w:t>
-            </w:r>
-            <w:proofErr w:type="spellEnd"/>
+              <w:t xml:space="preserve">{{ </w:t>
+            </w:r>
+            <w:proofErr w:type="spellStart"/>
             <w:r>
               <w:rPr>
                 <w:noProof w:val="0"/>
@@ -33417,9 +35438,9 @@
                 <w:sz w:val="20"/>
                 <w:szCs w:val="20"/>
               </w:rPr>
-              <w:t xml:space="preserve"> }} for Fiscal Year {{ </w:t>
-            </w:r>
-            <w:proofErr w:type="spellStart"/>
+              <w:t>company</w:t>
+            </w:r>
+            <w:proofErr w:type="gramEnd"/>
             <w:r>
               <w:rPr>
                 <w:noProof w:val="0"/>
@@ -33427,9 +35448,9 @@
                 <w:sz w:val="20"/>
                 <w:szCs w:val="20"/>
               </w:rPr>
-              <w:t>fiscal_year</w:t>
-            </w:r>
-            <w:proofErr w:type="spellEnd"/>
+              <w:t>_</w:t>
+            </w:r>
+            <w:proofErr w:type="gramStart"/>
             <w:r>
               <w:rPr>
                 <w:noProof w:val="0"/>
@@ -33437,7 +35458,87 @@
                 <w:sz w:val="20"/>
                 <w:szCs w:val="20"/>
               </w:rPr>
-              <w:t xml:space="preserve"> }} and Fiscal Year 2023</w:t>
+              <w:t>short</w:t>
+            </w:r>
+            <w:proofErr w:type="spellEnd"/>
+            <w:r>
+              <w:rPr>
+                <w:noProof w:val="0"/>
+                <w:color w:val="FFFFFF"/>
+                <w:sz w:val="20"/>
+                <w:szCs w:val="20"/>
+              </w:rPr>
+              <w:t xml:space="preserve"> }</w:t>
+            </w:r>
+            <w:proofErr w:type="gramEnd"/>
+            <w:r>
+              <w:rPr>
+                <w:noProof w:val="0"/>
+                <w:color w:val="FFFFFF"/>
+                <w:sz w:val="20"/>
+                <w:szCs w:val="20"/>
+              </w:rPr>
+              <w:t xml:space="preserve">} for Fiscal Year </w:t>
+            </w:r>
+            <w:proofErr w:type="gramStart"/>
+            <w:r>
+              <w:rPr>
+                <w:noProof w:val="0"/>
+                <w:color w:val="FFFFFF"/>
+                <w:sz w:val="20"/>
+                <w:szCs w:val="20"/>
+              </w:rPr>
+              <w:t xml:space="preserve">{{ </w:t>
+            </w:r>
+            <w:proofErr w:type="spellStart"/>
+            <w:r>
+              <w:rPr>
+                <w:noProof w:val="0"/>
+                <w:color w:val="FFFFFF"/>
+                <w:sz w:val="20"/>
+                <w:szCs w:val="20"/>
+              </w:rPr>
+              <w:t>fiscal</w:t>
+            </w:r>
+            <w:proofErr w:type="gramEnd"/>
+            <w:r>
+              <w:rPr>
+                <w:noProof w:val="0"/>
+                <w:color w:val="FFFFFF"/>
+                <w:sz w:val="20"/>
+                <w:szCs w:val="20"/>
+              </w:rPr>
+              <w:t>_</w:t>
+            </w:r>
+            <w:proofErr w:type="gramStart"/>
+            <w:r>
+              <w:rPr>
+                <w:noProof w:val="0"/>
+                <w:color w:val="FFFFFF"/>
+                <w:sz w:val="20"/>
+                <w:szCs w:val="20"/>
+              </w:rPr>
+              <w:t>year</w:t>
+            </w:r>
+            <w:proofErr w:type="spellEnd"/>
+            <w:r>
+              <w:rPr>
+                <w:noProof w:val="0"/>
+                <w:color w:val="FFFFFF"/>
+                <w:sz w:val="20"/>
+                <w:szCs w:val="20"/>
+              </w:rPr>
+              <w:t xml:space="preserve"> }</w:t>
+            </w:r>
+            <w:proofErr w:type="gramEnd"/>
+            <w:r>
+              <w:rPr>
+                <w:noProof w:val="0"/>
+                <w:color w:val="FFFFFF"/>
+                <w:sz w:val="20"/>
+                <w:szCs w:val="20"/>
+              </w:rPr>
+              <w:t>} and Fiscal Year 2023</w:t>
             </w:r>
             <w:bookmarkEnd w:id="1151"/>
           </w:p>
@@ -33698,6 +35799,7 @@
                 <w:lang w:val="en-US" w:eastAsia="en-US"/>
               </w:rPr>
             </w:pPr>
+            <w:proofErr w:type="gramStart"/>
             <w:r>
               <w:rPr>
                 <w:rFonts w:cs="Arial"/>
@@ -33719,7 +35821,19 @@
                 <w:color w:val="FFFFFF"/>
                 <w:lang w:eastAsia="en-US"/>
               </w:rPr>
-              <w:t>pl.account</w:t>
+              <w:t>pl</w:t>
+            </w:r>
+            <w:proofErr w:type="gramEnd"/>
+            <w:r>
+              <w:rPr>
+                <w:rFonts w:cs="Arial"/>
+                <w:b/>
+                <w:bCs/>
+                <w:noProof w:val="0"/>
+                <w:color w:val="FFFFFF"/>
+                <w:lang w:eastAsia="en-US"/>
+              </w:rPr>
+              <w:t>.account</w:t>
             </w:r>
             <w:proofErr w:type="spellEnd"/>
             <w:r>
@@ -33838,9 +35952,9 @@
           <w:sz w:val="18"/>
           <w:szCs w:val="18"/>
         </w:rPr>
-        <w:t xml:space="preserve">Source: Management {{ </w:t>
-      </w:r>
-      <w:proofErr w:type="spellStart"/>
+        <w:t xml:space="preserve">Source: Management </w:t>
+      </w:r>
+      <w:proofErr w:type="gramStart"/>
       <w:r>
         <w:rPr>
           <w:i/>
@@ -33849,9 +35963,9 @@
           <w:sz w:val="18"/>
           <w:szCs w:val="18"/>
         </w:rPr>
-        <w:t>company_short</w:t>
-      </w:r>
-      <w:proofErr w:type="spellEnd"/>
+        <w:t xml:space="preserve">{{ </w:t>
+      </w:r>
+      <w:proofErr w:type="spellStart"/>
       <w:r>
         <w:rPr>
           <w:i/>
@@ -33860,9 +35974,9 @@
           <w:sz w:val="18"/>
           <w:szCs w:val="18"/>
         </w:rPr>
-        <w:t xml:space="preserve"> }}, 31 December {{ </w:t>
-      </w:r>
-      <w:proofErr w:type="spellStart"/>
+        <w:t>company</w:t>
+      </w:r>
+      <w:proofErr w:type="gramEnd"/>
       <w:r>
         <w:rPr>
           <w:i/>
@@ -33871,9 +35985,9 @@
           <w:sz w:val="18"/>
           <w:szCs w:val="18"/>
         </w:rPr>
-        <w:t>fiscal_year</w:t>
-      </w:r>
-      <w:proofErr w:type="spellEnd"/>
+        <w:t>_</w:t>
+      </w:r>
+      <w:proofErr w:type="gramStart"/>
       <w:r>
         <w:rPr>
           <w:i/>
@@ -33882,7 +35996,95 @@
           <w:sz w:val="18"/>
           <w:szCs w:val="18"/>
         </w:rPr>
-        <w:t xml:space="preserve"> }} and 2023</w:t>
+        <w:t>short</w:t>
+      </w:r>
+      <w:proofErr w:type="spellEnd"/>
+      <w:r>
+        <w:rPr>
+          <w:i/>
+          <w:iCs/>
+          <w:noProof w:val="0"/>
+          <w:sz w:val="18"/>
+          <w:szCs w:val="18"/>
+        </w:rPr>
+        <w:t xml:space="preserve"> }</w:t>
+      </w:r>
+      <w:proofErr w:type="gramEnd"/>
+      <w:r>
+        <w:rPr>
+          <w:i/>
+          <w:iCs/>
+          <w:noProof w:val="0"/>
+          <w:sz w:val="18"/>
+          <w:szCs w:val="18"/>
+        </w:rPr>
+        <w:t xml:space="preserve">}, 31 December </w:t>
+      </w:r>
+      <w:proofErr w:type="gramStart"/>
+      <w:r>
+        <w:rPr>
+          <w:i/>
+          <w:iCs/>
+          <w:noProof w:val="0"/>
+          <w:sz w:val="18"/>
+          <w:szCs w:val="18"/>
+        </w:rPr>
+        <w:t xml:space="preserve">{{ </w:t>
+      </w:r>
+      <w:proofErr w:type="spellStart"/>
+      <w:r>
+        <w:rPr>
+          <w:i/>
+          <w:iCs/>
+          <w:noProof w:val="0"/>
+          <w:sz w:val="18"/>
+          <w:szCs w:val="18"/>
+        </w:rPr>
+        <w:t>fiscal</w:t>
+      </w:r>
+      <w:proofErr w:type="gramEnd"/>
+      <w:r>
+        <w:rPr>
+          <w:i/>
+          <w:iCs/>
+          <w:noProof w:val="0"/>
+          <w:sz w:val="18"/>
+          <w:szCs w:val="18"/>
+        </w:rPr>
+        <w:t>_</w:t>
+      </w:r>
+      <w:proofErr w:type="gramStart"/>
+      <w:r>
+        <w:rPr>
+          <w:i/>
+          <w:iCs/>
+          <w:noProof w:val="0"/>
+          <w:sz w:val="18"/>
+          <w:szCs w:val="18"/>
+        </w:rPr>
+        <w:t>year</w:t>
+      </w:r>
+      <w:proofErr w:type="spellEnd"/>
+      <w:r>
+        <w:rPr>
+          <w:i/>
+          <w:iCs/>
+          <w:noProof w:val="0"/>
+          <w:sz w:val="18"/>
+          <w:szCs w:val="18"/>
+        </w:rPr>
+        <w:t xml:space="preserve"> }</w:t>
+      </w:r>
+      <w:proofErr w:type="gramEnd"/>
+      <w:r>
+        <w:rPr>
+          <w:i/>
+          <w:iCs/>
+          <w:noProof w:val="0"/>
+          <w:sz w:val="18"/>
+          <w:szCs w:val="18"/>
+        </w:rPr>
+        <w:t>} and 2023</w:t>
       </w:r>
     </w:p>
     <w:p>
@@ -33904,7 +36106,25 @@
           <w:noProof w:val="0"/>
           <w:lang w:val="en-US" w:eastAsia="en-US"/>
         </w:rPr>
-        <w:t>{%p for item in pl_bullets %}{{ item }}</w:t>
+        <w:t xml:space="preserve">{%p for item in pl_bullets </w:t>
+      </w:r>
+      <w:proofErr w:type="gramStart"/>
+      <w:r>
+        <w:rPr>
+          <w:rFonts w:cs="Arial"/>
+          <w:noProof w:val="0"/>
+          <w:lang w:val="en-US" w:eastAsia="en-US"/>
+        </w:rPr>
+        <w:t>%}{{ item</w:t>
+      </w:r>
+      <w:proofErr w:type="gramEnd"/>
+      <w:r>
+        <w:rPr>
+          <w:rFonts w:cs="Arial"/>
+          <w:noProof w:val="0"/>
+          <w:lang w:val="en-US" w:eastAsia="en-US"/>
+        </w:rPr>
+        <w:t xml:space="preserve"> }}</w:t>
       </w:r>
     </w:p>
     <w:p>
@@ -34251,6 +36471,7 @@
           <w:lang w:val="en-US"/>
         </w:rPr>
       </w:pPr>
+      <w:proofErr w:type="gramStart"/>
       <w:r>
         <w:rPr>
           <w:rFonts w:cs="Arial"/>
@@ -34264,7 +36485,23 @@
           <w:rFonts w:cs="Arial"/>
           <w:noProof w:val="0"/>
         </w:rPr>
-        <w:t>company_short</w:t>
+        <w:t>company</w:t>
+      </w:r>
+      <w:proofErr w:type="gramEnd"/>
+      <w:r>
+        <w:rPr>
+          <w:rFonts w:cs="Arial"/>
+          <w:noProof w:val="0"/>
+        </w:rPr>
+        <w:t>_</w:t>
+      </w:r>
+      <w:proofErr w:type="gramStart"/>
+      <w:r>
+        <w:rPr>
+          <w:rFonts w:cs="Arial"/>
+          <w:noProof w:val="0"/>
+        </w:rPr>
+        <w:t>short</w:t>
       </w:r>
       <w:proofErr w:type="spellEnd"/>
       <w:r>
@@ -34272,7 +36509,23 @@
           <w:rFonts w:cs="Arial"/>
           <w:noProof w:val="0"/>
         </w:rPr>
-        <w:t xml:space="preserve"> }}. Financial Statements of the Independent Auditor for the years ended December 31, {{ </w:t>
+        <w:t xml:space="preserve"> }</w:t>
+      </w:r>
+      <w:proofErr w:type="gramEnd"/>
+      <w:r>
+        <w:rPr>
+          <w:rFonts w:cs="Arial"/>
+          <w:noProof w:val="0"/>
+        </w:rPr>
+        <w:t xml:space="preserve">}. Financial Statements of the Independent Auditor for the years ended December 31, </w:t>
+      </w:r>
+      <w:proofErr w:type="gramStart"/>
+      <w:r>
+        <w:rPr>
+          <w:rFonts w:cs="Arial"/>
+          <w:noProof w:val="0"/>
+        </w:rPr>
+        <w:t xml:space="preserve">{{ </w:t>
       </w:r>
       <w:proofErr w:type="spellStart"/>
       <w:r>
@@ -34280,7 +36533,23 @@
           <w:rFonts w:cs="Arial"/>
           <w:noProof w:val="0"/>
         </w:rPr>
-        <w:t>fiscal_year</w:t>
+        <w:t>fiscal</w:t>
+      </w:r>
+      <w:proofErr w:type="gramEnd"/>
+      <w:r>
+        <w:rPr>
+          <w:rFonts w:cs="Arial"/>
+          <w:noProof w:val="0"/>
+        </w:rPr>
+        <w:t>_</w:t>
+      </w:r>
+      <w:proofErr w:type="gramStart"/>
+      <w:r>
+        <w:rPr>
+          <w:rFonts w:cs="Arial"/>
+          <w:noProof w:val="0"/>
+        </w:rPr>
+        <w:t>year</w:t>
       </w:r>
       <w:proofErr w:type="spellEnd"/>
       <w:r>
@@ -34288,7 +36557,23 @@
           <w:rFonts w:cs="Arial"/>
           <w:noProof w:val="0"/>
         </w:rPr>
-        <w:t xml:space="preserve"> }} and {{ </w:t>
+        <w:t xml:space="preserve"> }</w:t>
+      </w:r>
+      <w:proofErr w:type="gramEnd"/>
+      <w:r>
+        <w:rPr>
+          <w:rFonts w:cs="Arial"/>
+          <w:noProof w:val="0"/>
+        </w:rPr>
+        <w:t xml:space="preserve">} and </w:t>
+      </w:r>
+      <w:proofErr w:type="gramStart"/>
+      <w:r>
+        <w:rPr>
+          <w:rFonts w:cs="Arial"/>
+          <w:noProof w:val="0"/>
+        </w:rPr>
+        <w:t xml:space="preserve">{{ </w:t>
       </w:r>
       <w:proofErr w:type="spellStart"/>
       <w:r>
@@ -34296,7 +36581,15 @@
           <w:rFonts w:cs="Arial"/>
           <w:noProof w:val="0"/>
         </w:rPr>
-        <w:t>fiscal_year|int</w:t>
+        <w:t>fiscal</w:t>
+      </w:r>
+      <w:proofErr w:type="gramEnd"/>
+      <w:r>
+        <w:rPr>
+          <w:rFonts w:cs="Arial"/>
+          <w:noProof w:val="0"/>
+        </w:rPr>
+        <w:t>_year|int</w:t>
       </w:r>
       <w:proofErr w:type="spellEnd"/>
       <w:r>
@@ -34304,7 +36597,23 @@
           <w:rFonts w:cs="Arial"/>
           <w:noProof w:val="0"/>
         </w:rPr>
-        <w:t xml:space="preserve"> - 1 }}. </w:t>
+        <w:t xml:space="preserve"> - </w:t>
+      </w:r>
+      <w:proofErr w:type="gramStart"/>
+      <w:r>
+        <w:rPr>
+          <w:rFonts w:cs="Arial"/>
+          <w:noProof w:val="0"/>
+        </w:rPr>
+        <w:t>1 }</w:t>
+      </w:r>
+      <w:proofErr w:type="gramEnd"/>
+      <w:r>
+        <w:rPr>
+          <w:rFonts w:cs="Arial"/>
+          <w:noProof w:val="0"/>
+        </w:rPr>
+        <w:t xml:space="preserve">}. </w:t>
       </w:r>
     </w:p>
     <w:p>
@@ -34360,7 +36669,23 @@
           <w:noProof w:val="0"/>
           <w:lang w:val="en-US"/>
         </w:rPr>
-        <w:t>Regulation of DGT No. PER-32/PJ/2011 regarding Amendments to the Regulation of the DGT No. PER-43/PJ/2010 regarding The Application of The Arm’s Length Principle in a Affiliated Party Transaction.</w:t>
+        <w:t xml:space="preserve">Regulation of DGT No. PER-32/PJ/2011 regarding Amendments to the Regulation of the DGT No. PER-43/PJ/2010 regarding The Application of The Arm’s Length Principle in </w:t>
+      </w:r>
+      <w:proofErr w:type="gramStart"/>
+      <w:r>
+        <w:rPr>
+          <w:noProof w:val="0"/>
+          <w:lang w:val="en-US"/>
+        </w:rPr>
+        <w:t>a</w:t>
+      </w:r>
+      <w:proofErr w:type="gramEnd"/>
+      <w:r>
+        <w:rPr>
+          <w:noProof w:val="0"/>
+          <w:lang w:val="en-US"/>
+        </w:rPr>
+        <w:t xml:space="preserve"> Affiliated Party Transaction.</w:t>
       </w:r>
     </w:p>
     <w:p>
@@ -34483,7 +36808,15 @@
           <w:highlight w:val="red"/>
         </w:rPr>
         <w:lastRenderedPageBreak/>
-        <w:t xml:space="preserve">APPENDIX 1: ORGANIZATION STRUCTURE {{ </w:t>
+        <w:t xml:space="preserve">APPENDIX 1: ORGANIZATION STRUCTURE </w:t>
+      </w:r>
+      <w:proofErr w:type="gramStart"/>
+      <w:r>
+        <w:rPr>
+          <w:noProof w:val="0"/>
+          <w:highlight w:val="red"/>
+        </w:rPr>
+        <w:t xml:space="preserve">{{ </w:t>
       </w:r>
       <w:proofErr w:type="spellStart"/>
       <w:r>
@@ -34491,7 +36824,23 @@
           <w:noProof w:val="0"/>
           <w:highlight w:val="red"/>
         </w:rPr>
-        <w:t>company_short</w:t>
+        <w:t>company</w:t>
+      </w:r>
+      <w:proofErr w:type="gramEnd"/>
+      <w:r>
+        <w:rPr>
+          <w:noProof w:val="0"/>
+          <w:highlight w:val="red"/>
+        </w:rPr>
+        <w:t>_</w:t>
+      </w:r>
+      <w:proofErr w:type="gramStart"/>
+      <w:r>
+        <w:rPr>
+          <w:noProof w:val="0"/>
+          <w:highlight w:val="red"/>
+        </w:rPr>
+        <w:t>short</w:t>
       </w:r>
       <w:proofErr w:type="spellEnd"/>
       <w:r>
@@ -34499,7 +36848,15 @@
           <w:noProof w:val="0"/>
           <w:highlight w:val="red"/>
         </w:rPr>
-        <w:t xml:space="preserve"> }} IN 2024</w:t>
+        <w:t xml:space="preserve"> }</w:t>
+      </w:r>
+      <w:proofErr w:type="gramEnd"/>
+      <w:r>
+        <w:rPr>
+          <w:noProof w:val="0"/>
+          <w:highlight w:val="red"/>
+        </w:rPr>
+        <w:t>} IN 2024</w:t>
       </w:r>
       <w:bookmarkEnd w:id="1245"/>
       <w:bookmarkEnd w:id="1246"/>
@@ -35163,6 +37520,7 @@
               <w:t>{{</w:t>
             </w:r>
             <w:proofErr w:type="spellStart"/>
+            <w:proofErr w:type="gramStart"/>
             <w:r>
               <w:rPr>
                 <w:rFonts w:cs="Arial"/>
@@ -35174,6 +37532,7 @@
               <w:t>loop.index</w:t>
             </w:r>
             <w:proofErr w:type="spellEnd"/>
+            <w:proofErr w:type="gramEnd"/>
             <w:r>
               <w:rPr>
                 <w:rFonts w:cs="Arial"/>
@@ -43283,6 +45642,7 @@
                 <w:lang w:val="en-US" w:eastAsia="en-US"/>
               </w:rPr>
             </w:pPr>
+            <w:proofErr w:type="gramStart"/>
             <w:r>
               <w:rPr>
                 <w:rFonts w:cs="Arial"/>
@@ -43294,7 +45654,21 @@
                 <w:szCs w:val="16"/>
                 <w:lang w:val="en-US" w:eastAsia="en-US"/>
               </w:rPr>
-              <w:t>Non Comparable Line of Business</w:t>
+              <w:t>Non Comparable</w:t>
+            </w:r>
+            <w:proofErr w:type="gramEnd"/>
+            <w:r>
+              <w:rPr>
+                <w:rFonts w:cs="Arial"/>
+                <w:b/>
+                <w:bCs/>
+                <w:noProof w:val="0"/>
+                <w:color w:val="FFFFFF"/>
+                <w:sz w:val="16"/>
+                <w:szCs w:val="16"/>
+                <w:lang w:val="en-US" w:eastAsia="en-US"/>
+              </w:rPr>
+              <w:t xml:space="preserve"> Line of Business</w:t>
             </w:r>
           </w:p>
         </w:tc>
@@ -43413,13 +45787,16 @@
               <w:rPr>
                 <w:rFonts w:cs="Arial"/>
                 <w:noProof w:val="0"/>
-                <w:color w:val="FFFFFF"/>
+                <w:color w:val="FFFFFF" w:themeColor="background1"/>
                 <w:sz w:val="16"/>
                 <w:szCs w:val="16"/>
                 <w:lang w:val="en-US" w:eastAsia="en-US"/>
               </w:rPr>
             </w:pPr>
             <w:r>
+              <w:rPr>
+                <w:color w:val="FFFFFF" w:themeColor="background1"/>
+              </w:rPr>
               <w:t>{{ loop.index }}</w:t>
             </w:r>
           </w:p>
@@ -43444,13 +45821,16 @@
               <w:rPr>
                 <w:rFonts w:cs="Arial"/>
                 <w:noProof w:val="0"/>
-                <w:color w:val="FFFFFF"/>
+                <w:color w:val="FFFFFF" w:themeColor="background1"/>
                 <w:sz w:val="16"/>
                 <w:szCs w:val="16"/>
                 <w:lang w:val="en-US" w:eastAsia="en-US"/>
               </w:rPr>
             </w:pPr>
             <w:r>
+              <w:rPr>
+                <w:color w:val="FFFFFF" w:themeColor="background1"/>
+              </w:rPr>
               <w:t>{{ rm.name }}</w:t>
             </w:r>
           </w:p>
@@ -43688,6 +46068,18 @@
           </w:p>
         </w:tc>
       </w:tr>
+      <w:tr>
+        <w:trPr>
+          <w:gridAfter w:val="8"/>
+          <w:wAfter w:w="13576" w:type="dxa"/>
+        </w:trPr>
+        <w:tc>
+          <w:tcPr>
+            <w:tcW w:w="0" w:type="auto"/>
+          </w:tcPr>
+          <w:p/>
+        </w:tc>
+      </w:tr>
     </w:tbl>
     <w:p>
       <w:pPr>
@@ -43826,21 +46218,49 @@
           <w:noProof w:val="0"/>
         </w:rPr>
         <w:lastRenderedPageBreak/>
-        <w:t xml:space="preserve">APPENDIX 7: DETAILS OF AFFILIATED TRANSACTIONS {{ </w:t>
+        <w:t xml:space="preserve">APPENDIX 7: DETAILS OF AFFILIATED TRANSACTIONS </w:t>
+      </w:r>
+      <w:proofErr w:type="gramStart"/>
+      <w:r>
+        <w:rPr>
+          <w:noProof w:val="0"/>
+        </w:rPr>
+        <w:t xml:space="preserve">{{ </w:t>
       </w:r>
       <w:proofErr w:type="spellStart"/>
       <w:r>
         <w:rPr>
           <w:noProof w:val="0"/>
         </w:rPr>
-        <w:t>company_short</w:t>
+        <w:t>company</w:t>
+      </w:r>
+      <w:proofErr w:type="gramEnd"/>
+      <w:r>
+        <w:rPr>
+          <w:noProof w:val="0"/>
+        </w:rPr>
+        <w:t>_</w:t>
+      </w:r>
+      <w:proofErr w:type="gramStart"/>
+      <w:r>
+        <w:rPr>
+          <w:noProof w:val="0"/>
+        </w:rPr>
+        <w:t>short</w:t>
       </w:r>
       <w:proofErr w:type="spellEnd"/>
       <w:r>
         <w:rPr>
           <w:noProof w:val="0"/>
         </w:rPr>
-        <w:t xml:space="preserve"> }} IN 2024</w:t>
+        <w:t xml:space="preserve"> }</w:t>
+      </w:r>
+      <w:proofErr w:type="gramEnd"/>
+      <w:r>
+        <w:rPr>
+          <w:noProof w:val="0"/>
+        </w:rPr>
+        <w:t>} IN 2024</w:t>
       </w:r>
       <w:bookmarkEnd w:id="1256"/>
     </w:p>
@@ -44997,21 +47417,49 @@
         <w:rPr>
           <w:noProof w:val="0"/>
         </w:rPr>
-        <w:t xml:space="preserve">APPENDIX 8: DETAILS OF INDEPENDENT TRANSACTIONS {{ </w:t>
+        <w:t xml:space="preserve">APPENDIX 8: DETAILS OF INDEPENDENT TRANSACTIONS </w:t>
+      </w:r>
+      <w:proofErr w:type="gramStart"/>
+      <w:r>
+        <w:rPr>
+          <w:noProof w:val="0"/>
+        </w:rPr>
+        <w:t xml:space="preserve">{{ </w:t>
       </w:r>
       <w:proofErr w:type="spellStart"/>
       <w:r>
         <w:rPr>
           <w:noProof w:val="0"/>
         </w:rPr>
-        <w:t>company_short</w:t>
+        <w:t>company</w:t>
+      </w:r>
+      <w:proofErr w:type="gramEnd"/>
+      <w:r>
+        <w:rPr>
+          <w:noProof w:val="0"/>
+        </w:rPr>
+        <w:t>_</w:t>
+      </w:r>
+      <w:proofErr w:type="gramStart"/>
+      <w:r>
+        <w:rPr>
+          <w:noProof w:val="0"/>
+        </w:rPr>
+        <w:t>short</w:t>
       </w:r>
       <w:proofErr w:type="spellEnd"/>
       <w:r>
         <w:rPr>
           <w:noProof w:val="0"/>
         </w:rPr>
-        <w:t xml:space="preserve"> }} IN 2024</w:t>
+        <w:t xml:space="preserve"> }</w:t>
+      </w:r>
+      <w:proofErr w:type="gramEnd"/>
+      <w:r>
+        <w:rPr>
+          <w:noProof w:val="0"/>
+        </w:rPr>
+        <w:t>} IN 2024</w:t>
       </w:r>
       <w:bookmarkEnd w:id="1257"/>
     </w:p>
@@ -46108,9 +48556,9 @@
           <w:sz w:val="18"/>
           <w:szCs w:val="18"/>
         </w:rPr>
-        <w:t xml:space="preserve">Source: Management {{ </w:t>
-      </w:r>
-      <w:proofErr w:type="spellStart"/>
+        <w:t xml:space="preserve">Source: Management </w:t>
+      </w:r>
+      <w:proofErr w:type="gramStart"/>
       <w:r>
         <w:rPr>
           <w:i/>
@@ -46119,9 +48567,9 @@
           <w:sz w:val="18"/>
           <w:szCs w:val="18"/>
         </w:rPr>
-        <w:t>company_short</w:t>
-      </w:r>
-      <w:proofErr w:type="spellEnd"/>
+        <w:t xml:space="preserve">{{ </w:t>
+      </w:r>
+      <w:proofErr w:type="spellStart"/>
       <w:r>
         <w:rPr>
           <w:i/>
@@ -46130,9 +48578,9 @@
           <w:sz w:val="18"/>
           <w:szCs w:val="18"/>
         </w:rPr>
-        <w:t xml:space="preserve"> }}, 31 December {{ </w:t>
-      </w:r>
-      <w:proofErr w:type="spellStart"/>
+        <w:t>company</w:t>
+      </w:r>
+      <w:proofErr w:type="gramEnd"/>
       <w:r>
         <w:rPr>
           <w:i/>
@@ -46141,9 +48589,9 @@
           <w:sz w:val="18"/>
           <w:szCs w:val="18"/>
         </w:rPr>
-        <w:t>fiscal_year</w:t>
-      </w:r>
-      <w:proofErr w:type="spellEnd"/>
+        <w:t>_</w:t>
+      </w:r>
+      <w:proofErr w:type="gramStart"/>
       <w:r>
         <w:rPr>
           <w:i/>
@@ -46152,7 +48600,95 @@
           <w:sz w:val="18"/>
           <w:szCs w:val="18"/>
         </w:rPr>
-        <w:t xml:space="preserve"> }}</w:t>
+        <w:t>short</w:t>
+      </w:r>
+      <w:proofErr w:type="spellEnd"/>
+      <w:r>
+        <w:rPr>
+          <w:i/>
+          <w:iCs/>
+          <w:noProof w:val="0"/>
+          <w:sz w:val="18"/>
+          <w:szCs w:val="18"/>
+        </w:rPr>
+        <w:t xml:space="preserve"> }</w:t>
+      </w:r>
+      <w:proofErr w:type="gramEnd"/>
+      <w:r>
+        <w:rPr>
+          <w:i/>
+          <w:iCs/>
+          <w:noProof w:val="0"/>
+          <w:sz w:val="18"/>
+          <w:szCs w:val="18"/>
+        </w:rPr>
+        <w:t xml:space="preserve">}, 31 December </w:t>
+      </w:r>
+      <w:proofErr w:type="gramStart"/>
+      <w:r>
+        <w:rPr>
+          <w:i/>
+          <w:iCs/>
+          <w:noProof w:val="0"/>
+          <w:sz w:val="18"/>
+          <w:szCs w:val="18"/>
+        </w:rPr>
+        <w:t xml:space="preserve">{{ </w:t>
+      </w:r>
+      <w:proofErr w:type="spellStart"/>
+      <w:r>
+        <w:rPr>
+          <w:i/>
+          <w:iCs/>
+          <w:noProof w:val="0"/>
+          <w:sz w:val="18"/>
+          <w:szCs w:val="18"/>
+        </w:rPr>
+        <w:t>fiscal</w:t>
+      </w:r>
+      <w:proofErr w:type="gramEnd"/>
+      <w:r>
+        <w:rPr>
+          <w:i/>
+          <w:iCs/>
+          <w:noProof w:val="0"/>
+          <w:sz w:val="18"/>
+          <w:szCs w:val="18"/>
+        </w:rPr>
+        <w:t>_</w:t>
+      </w:r>
+      <w:proofErr w:type="gramStart"/>
+      <w:r>
+        <w:rPr>
+          <w:i/>
+          <w:iCs/>
+          <w:noProof w:val="0"/>
+          <w:sz w:val="18"/>
+          <w:szCs w:val="18"/>
+        </w:rPr>
+        <w:t>year</w:t>
+      </w:r>
+      <w:proofErr w:type="spellEnd"/>
+      <w:r>
+        <w:rPr>
+          <w:i/>
+          <w:iCs/>
+          <w:noProof w:val="0"/>
+          <w:sz w:val="18"/>
+          <w:szCs w:val="18"/>
+        </w:rPr>
+        <w:t xml:space="preserve"> }</w:t>
+      </w:r>
+      <w:proofErr w:type="gramEnd"/>
+      <w:r>
+        <w:rPr>
+          <w:i/>
+          <w:iCs/>
+          <w:noProof w:val="0"/>
+          <w:sz w:val="18"/>
+          <w:szCs w:val="18"/>
+        </w:rPr>
+        <w:t>}</w:t>
       </w:r>
     </w:p>
     <w:p>
@@ -47879,7 +50415,63 @@
                       <w:szCs w:val="28"/>
                       <w:lang w:eastAsia="en-US"/>
                     </w:rPr>
-                    <w:t>FISCAL YEAR {{ fiscal_year }}</w:t>
+                    <w:t xml:space="preserve">FISCAL YEAR </w:t>
+                  </w:r>
+                  <w:proofErr w:type="gramStart"/>
+                  <w:r>
+                    <w:rPr>
+                      <w:rFonts w:eastAsia="Calibri" w:cs="Arial"/>
+                      <w:b/>
+                      <w:caps/>
+                      <w:noProof w:val="0"/>
+                      <w:color w:val="747474"/>
+                      <w:sz w:val="28"/>
+                      <w:szCs w:val="28"/>
+                      <w:lang w:eastAsia="en-US"/>
+                    </w:rPr>
+                    <w:t>{{ fiscal</w:t>
+                  </w:r>
+                  <w:proofErr w:type="gramEnd"/>
+                  <w:r>
+                    <w:rPr>
+                      <w:rFonts w:eastAsia="Calibri" w:cs="Arial"/>
+                      <w:b/>
+                      <w:caps/>
+                      <w:noProof w:val="0"/>
+                      <w:color w:val="747474"/>
+                      <w:sz w:val="28"/>
+                      <w:szCs w:val="28"/>
+                      <w:lang w:eastAsia="en-US"/>
+                    </w:rPr>
+                    <w:t>_</w:t>
+                  </w:r>
+                  <w:proofErr w:type="gramStart"/>
+                  <w:r>
+                    <w:rPr>
+                      <w:rFonts w:eastAsia="Calibri" w:cs="Arial"/>
+                      <w:b/>
+                      <w:caps/>
+                      <w:noProof w:val="0"/>
+                      <w:color w:val="747474"/>
+                      <w:sz w:val="28"/>
+                      <w:szCs w:val="28"/>
+                      <w:lang w:eastAsia="en-US"/>
+                    </w:rPr>
+                    <w:t>year }</w:t>
+                  </w:r>
+                  <w:proofErr w:type="gramEnd"/>
+                  <w:r>
+                    <w:rPr>
+                      <w:rFonts w:eastAsia="Calibri" w:cs="Arial"/>
+                      <w:b/>
+                      <w:caps/>
+                      <w:noProof w:val="0"/>
+                      <w:color w:val="747474"/>
+                      <w:sz w:val="28"/>
+                      <w:szCs w:val="28"/>
+                      <w:lang w:eastAsia="en-US"/>
+                    </w:rPr>
+                    <w:t>}</w:t>
                   </w:r>
                 </w:p>
                 <w:p>
